--- a/one down/普物實驗/4 RC 電路實作與檢測/E24146107_王翊權_結報4.docx
+++ b/one down/普物實驗/4 RC 電路實作與檢測/E24146107_王翊權_結報4.docx
@@ -25,7 +25,7 @@
           <w:sz w:val="44"/>
           <w:szCs w:val="44"/>
         </w:rPr>
-        <w:t>實驗名稱</w:t>
+        <w:t>RC 電路實作與檢測</w:t>
       </w:r>
       <w:r>
         <w:rPr>
@@ -40,15 +40,21 @@
       <w:pPr>
         <w:jc w:val="center"/>
         <w:rPr>
-          <w:rFonts w:ascii="標楷體" w:eastAsia="標楷體" w:hAnsi="標楷體"/>
-        </w:rPr>
-      </w:pPr>
-      <w:r>
-        <w:rPr>
           <w:rFonts w:ascii="標楷體" w:eastAsia="標楷體" w:hAnsi="標楷體" w:hint="eastAsia"/>
         </w:rPr>
+      </w:pPr>
+      <w:r>
+        <w:rPr>
+          <w:rFonts w:ascii="標楷體" w:eastAsia="標楷體" w:hAnsi="標楷體" w:hint="eastAsia"/>
+        </w:rPr>
         <w:t>組別</w:t>
       </w:r>
+      <w:r>
+        <w:rPr>
+          <w:rFonts w:ascii="標楷體" w:eastAsia="標楷體" w:hAnsi="標楷體" w:hint="eastAsia"/>
+        </w:rPr>
+        <w:t xml:space="preserve"> 15</w:t>
+      </w:r>
     </w:p>
     <w:p>
       <w:pPr>
@@ -70,44 +76,1931 @@
           <w:rFonts w:ascii="標楷體" w:eastAsia="標楷體" w:hAnsi="標楷體"/>
         </w:rPr>
       </w:pPr>
-    </w:p>
-    <w:p>
-      <w:pPr>
-        <w:rPr>
-          <w:rFonts w:ascii="標楷體" w:eastAsia="標楷體" w:hAnsi="標楷體"/>
-        </w:rPr>
-      </w:pPr>
       <w:r>
         <w:rPr>
           <w:rFonts w:ascii="標楷體" w:eastAsia="標楷體" w:hAnsi="標楷體" w:hint="eastAsia"/>
+          <w:color w:val="000000" w:themeColor="text1"/>
         </w:rPr>
         <w:t>一、實驗數據</w:t>
       </w:r>
-    </w:p>
-    <w:p>
-      <w:pPr>
-        <w:rPr>
-          <w:rFonts w:ascii="標楷體" w:eastAsia="標楷體" w:hAnsi="標楷體"/>
-        </w:rPr>
-      </w:pPr>
+      <w:r>
+        <w:rPr>
+          <w:rFonts w:ascii="標楷體" w:eastAsia="標楷體" w:hAnsi="標楷體"/>
+        </w:rPr>
+        <w:br/>
+      </w:r>
+      <w:r>
+        <w:rPr>
+          <w:rFonts w:ascii="標楷體" w:eastAsia="標楷體" w:hAnsi="標楷體"/>
+          <w:spacing w:val="-36"/>
+        </w:rPr>
+        <w:t xml:space="preserve">紅 </w:t>
+      </w:r>
       <w:r>
         <w:rPr>
           <w:rFonts w:ascii="標楷體" w:eastAsia="標楷體" w:hAnsi="標楷體" w:hint="eastAsia"/>
-        </w:rPr>
-        <w:t>二、數據分析</w:t>
-      </w:r>
-    </w:p>
-    <w:p>
-      <w:pPr>
-        <w:rPr>
-          <w:rFonts w:ascii="標楷體" w:eastAsia="標楷體" w:hAnsi="標楷體"/>
-        </w:rPr>
-      </w:pPr>
-      <w:r>
+          <w:spacing w:val="-36"/>
+        </w:rPr>
+        <w:t xml:space="preserve"> </w:t>
+      </w:r>
+      <w:r>
+        <w:rPr>
+          <w:rFonts w:ascii="標楷體" w:eastAsia="標楷體" w:hAnsi="標楷體"/>
+          <w:spacing w:val="-5"/>
+        </w:rPr>
+        <w:t>LED</w:t>
+      </w:r>
+    </w:p>
+    <w:p>
+      <w:pPr>
+        <w:pStyle w:val="af4"/>
+        <w:spacing w:before="8"/>
         <w:rPr>
           <w:rFonts w:ascii="標楷體" w:eastAsia="標楷體" w:hAnsi="標楷體" w:hint="eastAsia"/>
-        </w:rPr>
-        <w:t>三、誤差來源與解釋</w:t>
+          <w:b/>
+          <w:sz w:val="16"/>
+        </w:rPr>
+      </w:pPr>
+      <w:r>
+        <w:rPr>
+          <w:rFonts w:ascii="標楷體" w:eastAsia="標楷體" w:hAnsi="標楷體"/>
+          <w:b/>
+          <w:noProof/>
+          <w:sz w:val="16"/>
+        </w:rPr>
+        <w:drawing>
+          <wp:anchor distT="0" distB="0" distL="0" distR="0" simplePos="0" relativeHeight="251659264" behindDoc="1" locked="0" layoutInCell="1" allowOverlap="1" wp14:anchorId="45180EF5" wp14:editId="0A9D6FF9">
+            <wp:simplePos x="0" y="0"/>
+            <wp:positionH relativeFrom="page">
+              <wp:posOffset>720090</wp:posOffset>
+            </wp:positionH>
+            <wp:positionV relativeFrom="paragraph">
+              <wp:posOffset>152907</wp:posOffset>
+            </wp:positionV>
+            <wp:extent cx="3023833" cy="2930652"/>
+            <wp:effectExtent l="0" t="0" r="0" b="0"/>
+            <wp:wrapTopAndBottom/>
+            <wp:docPr id="1" name="Image 1"/>
+            <wp:cNvGraphicFramePr>
+              <a:graphicFrameLocks xmlns:a="http://schemas.openxmlformats.org/drawingml/2006/main"/>
+            </wp:cNvGraphicFramePr>
+            <a:graphic xmlns:a="http://schemas.openxmlformats.org/drawingml/2006/main">
+              <a:graphicData uri="http://schemas.openxmlformats.org/drawingml/2006/picture">
+                <pic:pic xmlns:pic="http://schemas.openxmlformats.org/drawingml/2006/picture">
+                  <pic:nvPicPr>
+                    <pic:cNvPr id="1" name="Image 1"/>
+                    <pic:cNvPicPr/>
+                  </pic:nvPicPr>
+                  <pic:blipFill>
+                    <a:blip r:embed="rId6" cstate="print"/>
+                    <a:stretch>
+                      <a:fillRect/>
+                    </a:stretch>
+                  </pic:blipFill>
+                  <pic:spPr>
+                    <a:xfrm>
+                      <a:off x="0" y="0"/>
+                      <a:ext cx="3023833" cy="2930652"/>
+                    </a:xfrm>
+                    <a:prstGeom prst="rect">
+                      <a:avLst/>
+                    </a:prstGeom>
+                  </pic:spPr>
+                </pic:pic>
+              </a:graphicData>
+            </a:graphic>
+          </wp:anchor>
+        </w:drawing>
+      </w:r>
+      <w:r>
+        <w:rPr>
+          <w:rFonts w:ascii="標楷體" w:eastAsia="標楷體" w:hAnsi="標楷體"/>
+          <w:b/>
+          <w:noProof/>
+          <w:sz w:val="16"/>
+        </w:rPr>
+        <w:drawing>
+          <wp:anchor distT="0" distB="0" distL="0" distR="0" simplePos="0" relativeHeight="251660288" behindDoc="1" locked="0" layoutInCell="1" allowOverlap="1" wp14:anchorId="4E626023" wp14:editId="2F0EFB1A">
+            <wp:simplePos x="0" y="0"/>
+            <wp:positionH relativeFrom="page">
+              <wp:posOffset>4034790</wp:posOffset>
+            </wp:positionH>
+            <wp:positionV relativeFrom="paragraph">
+              <wp:posOffset>161925</wp:posOffset>
+            </wp:positionV>
+            <wp:extent cx="3401710" cy="2926079"/>
+            <wp:effectExtent l="0" t="0" r="0" b="0"/>
+            <wp:wrapTopAndBottom/>
+            <wp:docPr id="2" name="Image 2"/>
+            <wp:cNvGraphicFramePr>
+              <a:graphicFrameLocks xmlns:a="http://schemas.openxmlformats.org/drawingml/2006/main"/>
+            </wp:cNvGraphicFramePr>
+            <a:graphic xmlns:a="http://schemas.openxmlformats.org/drawingml/2006/main">
+              <a:graphicData uri="http://schemas.openxmlformats.org/drawingml/2006/picture">
+                <pic:pic xmlns:pic="http://schemas.openxmlformats.org/drawingml/2006/picture">
+                  <pic:nvPicPr>
+                    <pic:cNvPr id="2" name="Image 2"/>
+                    <pic:cNvPicPr/>
+                  </pic:nvPicPr>
+                  <pic:blipFill>
+                    <a:blip r:embed="rId7" cstate="print"/>
+                    <a:stretch>
+                      <a:fillRect/>
+                    </a:stretch>
+                  </pic:blipFill>
+                  <pic:spPr>
+                    <a:xfrm>
+                      <a:off x="0" y="0"/>
+                      <a:ext cx="3401710" cy="2926079"/>
+                    </a:xfrm>
+                    <a:prstGeom prst="rect">
+                      <a:avLst/>
+                    </a:prstGeom>
+                  </pic:spPr>
+                </pic:pic>
+              </a:graphicData>
+            </a:graphic>
+          </wp:anchor>
+        </w:drawing>
+      </w:r>
+    </w:p>
+    <w:p>
+      <w:pPr>
+        <w:pStyle w:val="af4"/>
+        <w:tabs>
+          <w:tab w:val="left" w:pos="5334"/>
+        </w:tabs>
+        <w:spacing w:before="258"/>
+        <w:ind w:left="52"/>
+        <w:rPr>
+          <w:rFonts w:ascii="標楷體" w:eastAsia="標楷體" w:hAnsi="標楷體"/>
+        </w:rPr>
+      </w:pPr>
+      <w:r>
+        <w:rPr>
+          <w:rFonts w:ascii="標楷體" w:eastAsia="標楷體" w:hAnsi="標楷體"/>
+          <w:spacing w:val="-5"/>
+        </w:rPr>
+        <w:t>1s</w:t>
+      </w:r>
+      <w:r>
+        <w:rPr>
+          <w:rFonts w:ascii="標楷體" w:eastAsia="標楷體" w:hAnsi="標楷體"/>
+        </w:rPr>
+        <w:tab/>
+      </w:r>
+      <w:r>
+        <w:rPr>
+          <w:rFonts w:ascii="標楷體" w:eastAsia="標楷體" w:hAnsi="標楷體"/>
+          <w:spacing w:val="-5"/>
+        </w:rPr>
+        <w:t>2s</w:t>
+      </w:r>
+    </w:p>
+    <w:p>
+      <w:pPr>
+        <w:pStyle w:val="af4"/>
+        <w:spacing w:before="2"/>
+        <w:rPr>
+          <w:rFonts w:ascii="標楷體" w:eastAsia="標楷體" w:hAnsi="標楷體"/>
+          <w:sz w:val="16"/>
+        </w:rPr>
+      </w:pPr>
+      <w:r>
+        <w:rPr>
+          <w:rFonts w:ascii="標楷體" w:eastAsia="標楷體" w:hAnsi="標楷體"/>
+          <w:noProof/>
+          <w:sz w:val="16"/>
+        </w:rPr>
+        <w:drawing>
+          <wp:anchor distT="0" distB="0" distL="0" distR="0" simplePos="0" relativeHeight="251661312" behindDoc="1" locked="0" layoutInCell="1" allowOverlap="1" wp14:anchorId="6CC3ECDC" wp14:editId="33629AA6">
+            <wp:simplePos x="0" y="0"/>
+            <wp:positionH relativeFrom="page">
+              <wp:posOffset>720090</wp:posOffset>
+            </wp:positionH>
+            <wp:positionV relativeFrom="paragraph">
+              <wp:posOffset>148717</wp:posOffset>
+            </wp:positionV>
+            <wp:extent cx="3070951" cy="2656332"/>
+            <wp:effectExtent l="0" t="0" r="0" b="0"/>
+            <wp:wrapTopAndBottom/>
+            <wp:docPr id="3" name="Image 3"/>
+            <wp:cNvGraphicFramePr>
+              <a:graphicFrameLocks xmlns:a="http://schemas.openxmlformats.org/drawingml/2006/main"/>
+            </wp:cNvGraphicFramePr>
+            <a:graphic xmlns:a="http://schemas.openxmlformats.org/drawingml/2006/main">
+              <a:graphicData uri="http://schemas.openxmlformats.org/drawingml/2006/picture">
+                <pic:pic xmlns:pic="http://schemas.openxmlformats.org/drawingml/2006/picture">
+                  <pic:nvPicPr>
+                    <pic:cNvPr id="3" name="Image 3"/>
+                    <pic:cNvPicPr/>
+                  </pic:nvPicPr>
+                  <pic:blipFill>
+                    <a:blip r:embed="rId8" cstate="print"/>
+                    <a:stretch>
+                      <a:fillRect/>
+                    </a:stretch>
+                  </pic:blipFill>
+                  <pic:spPr>
+                    <a:xfrm>
+                      <a:off x="0" y="0"/>
+                      <a:ext cx="3070951" cy="2656332"/>
+                    </a:xfrm>
+                    <a:prstGeom prst="rect">
+                      <a:avLst/>
+                    </a:prstGeom>
+                  </pic:spPr>
+                </pic:pic>
+              </a:graphicData>
+            </a:graphic>
+          </wp:anchor>
+        </w:drawing>
+      </w:r>
+      <w:r>
+        <w:rPr>
+          <w:rFonts w:ascii="標楷體" w:eastAsia="標楷體" w:hAnsi="標楷體"/>
+          <w:noProof/>
+          <w:sz w:val="16"/>
+        </w:rPr>
+        <w:drawing>
+          <wp:anchor distT="0" distB="0" distL="0" distR="0" simplePos="0" relativeHeight="251662336" behindDoc="1" locked="0" layoutInCell="1" allowOverlap="1" wp14:anchorId="68D3AD57" wp14:editId="1BADD70C">
+            <wp:simplePos x="0" y="0"/>
+            <wp:positionH relativeFrom="page">
+              <wp:posOffset>4091940</wp:posOffset>
+            </wp:positionH>
+            <wp:positionV relativeFrom="paragraph">
+              <wp:posOffset>153035</wp:posOffset>
+            </wp:positionV>
+            <wp:extent cx="3343415" cy="2647188"/>
+            <wp:effectExtent l="0" t="0" r="0" b="0"/>
+            <wp:wrapTopAndBottom/>
+            <wp:docPr id="4" name="Image 4"/>
+            <wp:cNvGraphicFramePr>
+              <a:graphicFrameLocks xmlns:a="http://schemas.openxmlformats.org/drawingml/2006/main"/>
+            </wp:cNvGraphicFramePr>
+            <a:graphic xmlns:a="http://schemas.openxmlformats.org/drawingml/2006/main">
+              <a:graphicData uri="http://schemas.openxmlformats.org/drawingml/2006/picture">
+                <pic:pic xmlns:pic="http://schemas.openxmlformats.org/drawingml/2006/picture">
+                  <pic:nvPicPr>
+                    <pic:cNvPr id="4" name="Image 4"/>
+                    <pic:cNvPicPr/>
+                  </pic:nvPicPr>
+                  <pic:blipFill>
+                    <a:blip r:embed="rId9" cstate="print"/>
+                    <a:stretch>
+                      <a:fillRect/>
+                    </a:stretch>
+                  </pic:blipFill>
+                  <pic:spPr>
+                    <a:xfrm>
+                      <a:off x="0" y="0"/>
+                      <a:ext cx="3343415" cy="2647188"/>
+                    </a:xfrm>
+                    <a:prstGeom prst="rect">
+                      <a:avLst/>
+                    </a:prstGeom>
+                  </pic:spPr>
+                </pic:pic>
+              </a:graphicData>
+            </a:graphic>
+          </wp:anchor>
+        </w:drawing>
+      </w:r>
+    </w:p>
+    <w:p>
+      <w:pPr>
+        <w:pStyle w:val="af4"/>
+        <w:tabs>
+          <w:tab w:val="left" w:pos="5454"/>
+        </w:tabs>
+        <w:spacing w:before="277"/>
+        <w:ind w:left="52"/>
+        <w:rPr>
+          <w:rFonts w:ascii="標楷體" w:eastAsia="標楷體" w:hAnsi="標楷體"/>
+        </w:rPr>
+      </w:pPr>
+      <w:r>
+        <w:rPr>
+          <w:rFonts w:ascii="標楷體" w:eastAsia="標楷體" w:hAnsi="標楷體"/>
+          <w:spacing w:val="-5"/>
+        </w:rPr>
+        <w:t>3s</w:t>
+      </w:r>
+      <w:r>
+        <w:rPr>
+          <w:rFonts w:ascii="標楷體" w:eastAsia="標楷體" w:hAnsi="標楷體"/>
+        </w:rPr>
+        <w:tab/>
+      </w:r>
+      <w:r>
+        <w:rPr>
+          <w:rFonts w:ascii="標楷體" w:eastAsia="標楷體" w:hAnsi="標楷體"/>
+          <w:spacing w:val="-5"/>
+        </w:rPr>
+        <w:t>4s</w:t>
+      </w:r>
+    </w:p>
+    <w:p>
+      <w:pPr>
+        <w:pStyle w:val="af4"/>
+        <w:rPr>
+          <w:rFonts w:ascii="標楷體" w:eastAsia="標楷體" w:hAnsi="標楷體"/>
+        </w:rPr>
+        <w:sectPr>
+          <w:pgSz w:w="12240" w:h="15840"/>
+          <w:pgMar w:top="1120" w:right="360" w:bottom="280" w:left="1080" w:header="720" w:footer="720" w:gutter="0"/>
+          <w:cols w:space="720"/>
+        </w:sectPr>
+      </w:pPr>
+    </w:p>
+    <w:p>
+      <w:pPr>
+        <w:tabs>
+          <w:tab w:val="left" w:pos="5228"/>
+        </w:tabs>
+        <w:ind w:left="54"/>
+        <w:rPr>
+          <w:rFonts w:ascii="標楷體" w:eastAsia="標楷體" w:hAnsi="標楷體"/>
+          <w:position w:val="4"/>
+          <w:sz w:val="20"/>
+        </w:rPr>
+      </w:pPr>
+      <w:r>
+        <w:rPr>
+          <w:rFonts w:ascii="標楷體" w:eastAsia="標楷體" w:hAnsi="標楷體"/>
+          <w:noProof/>
+          <w:sz w:val="20"/>
+        </w:rPr>
+        <w:lastRenderedPageBreak/>
+        <w:drawing>
+          <wp:inline distT="0" distB="0" distL="0" distR="0" wp14:anchorId="771FA52C" wp14:editId="14108392">
+            <wp:extent cx="3145998" cy="2967228"/>
+            <wp:effectExtent l="0" t="0" r="0" b="0"/>
+            <wp:docPr id="5" name="Image 5"/>
+            <wp:cNvGraphicFramePr>
+              <a:graphicFrameLocks xmlns:a="http://schemas.openxmlformats.org/drawingml/2006/main"/>
+            </wp:cNvGraphicFramePr>
+            <a:graphic xmlns:a="http://schemas.openxmlformats.org/drawingml/2006/main">
+              <a:graphicData uri="http://schemas.openxmlformats.org/drawingml/2006/picture">
+                <pic:pic xmlns:pic="http://schemas.openxmlformats.org/drawingml/2006/picture">
+                  <pic:nvPicPr>
+                    <pic:cNvPr id="5" name="Image 5"/>
+                    <pic:cNvPicPr/>
+                  </pic:nvPicPr>
+                  <pic:blipFill>
+                    <a:blip r:embed="rId10" cstate="print"/>
+                    <a:stretch>
+                      <a:fillRect/>
+                    </a:stretch>
+                  </pic:blipFill>
+                  <pic:spPr>
+                    <a:xfrm>
+                      <a:off x="0" y="0"/>
+                      <a:ext cx="3145998" cy="2967228"/>
+                    </a:xfrm>
+                    <a:prstGeom prst="rect">
+                      <a:avLst/>
+                    </a:prstGeom>
+                  </pic:spPr>
+                </pic:pic>
+              </a:graphicData>
+            </a:graphic>
+          </wp:inline>
+        </w:drawing>
+      </w:r>
+      <w:r>
+        <w:rPr>
+          <w:rFonts w:ascii="標楷體" w:eastAsia="標楷體" w:hAnsi="標楷體"/>
+          <w:sz w:val="20"/>
+        </w:rPr>
+        <w:tab/>
+      </w:r>
+      <w:r>
+        <w:rPr>
+          <w:rFonts w:ascii="標楷體" w:eastAsia="標楷體" w:hAnsi="標楷體"/>
+          <w:noProof/>
+          <w:position w:val="4"/>
+          <w:sz w:val="20"/>
+        </w:rPr>
+        <w:drawing>
+          <wp:inline distT="0" distB="0" distL="0" distR="0" wp14:anchorId="589431CF" wp14:editId="4847ADC3">
+            <wp:extent cx="3504203" cy="2944368"/>
+            <wp:effectExtent l="0" t="0" r="0" b="0"/>
+            <wp:docPr id="6" name="Image 6"/>
+            <wp:cNvGraphicFramePr>
+              <a:graphicFrameLocks xmlns:a="http://schemas.openxmlformats.org/drawingml/2006/main"/>
+            </wp:cNvGraphicFramePr>
+            <a:graphic xmlns:a="http://schemas.openxmlformats.org/drawingml/2006/main">
+              <a:graphicData uri="http://schemas.openxmlformats.org/drawingml/2006/picture">
+                <pic:pic xmlns:pic="http://schemas.openxmlformats.org/drawingml/2006/picture">
+                  <pic:nvPicPr>
+                    <pic:cNvPr id="6" name="Image 6"/>
+                    <pic:cNvPicPr/>
+                  </pic:nvPicPr>
+                  <pic:blipFill>
+                    <a:blip r:embed="rId11" cstate="print"/>
+                    <a:stretch>
+                      <a:fillRect/>
+                    </a:stretch>
+                  </pic:blipFill>
+                  <pic:spPr>
+                    <a:xfrm>
+                      <a:off x="0" y="0"/>
+                      <a:ext cx="3504203" cy="2944368"/>
+                    </a:xfrm>
+                    <a:prstGeom prst="rect">
+                      <a:avLst/>
+                    </a:prstGeom>
+                  </pic:spPr>
+                </pic:pic>
+              </a:graphicData>
+            </a:graphic>
+          </wp:inline>
+        </w:drawing>
+      </w:r>
+    </w:p>
+    <w:p>
+      <w:pPr>
+        <w:pStyle w:val="af4"/>
+        <w:tabs>
+          <w:tab w:val="left" w:pos="5334"/>
+        </w:tabs>
+        <w:spacing w:before="273"/>
+        <w:ind w:left="52"/>
+        <w:rPr>
+          <w:rFonts w:ascii="標楷體" w:eastAsia="標楷體" w:hAnsi="標楷體"/>
+        </w:rPr>
+      </w:pPr>
+      <w:r>
+        <w:rPr>
+          <w:rFonts w:ascii="標楷體" w:eastAsia="標楷體" w:hAnsi="標楷體"/>
+          <w:spacing w:val="-5"/>
+        </w:rPr>
+        <w:t>5s</w:t>
+      </w:r>
+      <w:r>
+        <w:rPr>
+          <w:rFonts w:ascii="標楷體" w:eastAsia="標楷體" w:hAnsi="標楷體"/>
+        </w:rPr>
+        <w:tab/>
+      </w:r>
+      <w:r>
+        <w:rPr>
+          <w:rFonts w:ascii="標楷體" w:eastAsia="標楷體" w:hAnsi="標楷體"/>
+          <w:spacing w:val="-5"/>
+        </w:rPr>
+        <w:t>6s</w:t>
+      </w:r>
+    </w:p>
+    <w:p>
+      <w:pPr>
+        <w:pStyle w:val="af4"/>
+        <w:rPr>
+          <w:rFonts w:ascii="標楷體" w:eastAsia="標楷體" w:hAnsi="標楷體"/>
+          <w:sz w:val="20"/>
+        </w:rPr>
+      </w:pPr>
+    </w:p>
+    <w:p>
+      <w:pPr>
+        <w:pStyle w:val="af4"/>
+        <w:rPr>
+          <w:rFonts w:ascii="標楷體" w:eastAsia="標楷體" w:hAnsi="標楷體"/>
+          <w:sz w:val="20"/>
+        </w:rPr>
+      </w:pPr>
+    </w:p>
+    <w:p>
+      <w:pPr>
+        <w:pStyle w:val="af4"/>
+        <w:rPr>
+          <w:rFonts w:ascii="標楷體" w:eastAsia="標楷體" w:hAnsi="標楷體"/>
+          <w:sz w:val="20"/>
+        </w:rPr>
+      </w:pPr>
+    </w:p>
+    <w:p>
+      <w:pPr>
+        <w:pStyle w:val="af4"/>
+        <w:rPr>
+          <w:rFonts w:ascii="標楷體" w:eastAsia="標楷體" w:hAnsi="標楷體"/>
+          <w:sz w:val="20"/>
+        </w:rPr>
+      </w:pPr>
+    </w:p>
+    <w:p>
+      <w:pPr>
+        <w:pStyle w:val="af4"/>
+        <w:spacing w:before="30"/>
+        <w:rPr>
+          <w:rFonts w:ascii="標楷體" w:eastAsia="標楷體" w:hAnsi="標楷體"/>
+          <w:sz w:val="20"/>
+        </w:rPr>
+      </w:pPr>
+      <w:r>
+        <w:rPr>
+          <w:rFonts w:ascii="標楷體" w:eastAsia="標楷體" w:hAnsi="標楷體"/>
+          <w:noProof/>
+          <w:sz w:val="20"/>
+        </w:rPr>
+        <w:drawing>
+          <wp:anchor distT="0" distB="0" distL="0" distR="0" simplePos="0" relativeHeight="251663360" behindDoc="1" locked="0" layoutInCell="1" allowOverlap="1" wp14:anchorId="00E1EA56" wp14:editId="75E78635">
+            <wp:simplePos x="0" y="0"/>
+            <wp:positionH relativeFrom="page">
+              <wp:posOffset>720090</wp:posOffset>
+            </wp:positionH>
+            <wp:positionV relativeFrom="paragraph">
+              <wp:posOffset>199389</wp:posOffset>
+            </wp:positionV>
+            <wp:extent cx="3174902" cy="2752344"/>
+            <wp:effectExtent l="0" t="0" r="0" b="0"/>
+            <wp:wrapTopAndBottom/>
+            <wp:docPr id="7" name="Image 7"/>
+            <wp:cNvGraphicFramePr>
+              <a:graphicFrameLocks xmlns:a="http://schemas.openxmlformats.org/drawingml/2006/main"/>
+            </wp:cNvGraphicFramePr>
+            <a:graphic xmlns:a="http://schemas.openxmlformats.org/drawingml/2006/main">
+              <a:graphicData uri="http://schemas.openxmlformats.org/drawingml/2006/picture">
+                <pic:pic xmlns:pic="http://schemas.openxmlformats.org/drawingml/2006/picture">
+                  <pic:nvPicPr>
+                    <pic:cNvPr id="7" name="Image 7"/>
+                    <pic:cNvPicPr/>
+                  </pic:nvPicPr>
+                  <pic:blipFill>
+                    <a:blip r:embed="rId12" cstate="print"/>
+                    <a:stretch>
+                      <a:fillRect/>
+                    </a:stretch>
+                  </pic:blipFill>
+                  <pic:spPr>
+                    <a:xfrm>
+                      <a:off x="0" y="0"/>
+                      <a:ext cx="3174902" cy="2752344"/>
+                    </a:xfrm>
+                    <a:prstGeom prst="rect">
+                      <a:avLst/>
+                    </a:prstGeom>
+                  </pic:spPr>
+                </pic:pic>
+              </a:graphicData>
+            </a:graphic>
+          </wp:anchor>
+        </w:drawing>
+      </w:r>
+      <w:r>
+        <w:rPr>
+          <w:rFonts w:ascii="標楷體" w:eastAsia="標楷體" w:hAnsi="標楷體"/>
+          <w:noProof/>
+          <w:sz w:val="20"/>
+        </w:rPr>
+        <w:drawing>
+          <wp:anchor distT="0" distB="0" distL="0" distR="0" simplePos="0" relativeHeight="251664384" behindDoc="1" locked="0" layoutInCell="1" allowOverlap="1" wp14:anchorId="4E149C76" wp14:editId="07C32DF7">
+            <wp:simplePos x="0" y="0"/>
+            <wp:positionH relativeFrom="page">
+              <wp:posOffset>4050665</wp:posOffset>
+            </wp:positionH>
+            <wp:positionV relativeFrom="paragraph">
+              <wp:posOffset>209550</wp:posOffset>
+            </wp:positionV>
+            <wp:extent cx="3463892" cy="2743200"/>
+            <wp:effectExtent l="0" t="0" r="0" b="0"/>
+            <wp:wrapTopAndBottom/>
+            <wp:docPr id="8" name="Image 8"/>
+            <wp:cNvGraphicFramePr>
+              <a:graphicFrameLocks xmlns:a="http://schemas.openxmlformats.org/drawingml/2006/main"/>
+            </wp:cNvGraphicFramePr>
+            <a:graphic xmlns:a="http://schemas.openxmlformats.org/drawingml/2006/main">
+              <a:graphicData uri="http://schemas.openxmlformats.org/drawingml/2006/picture">
+                <pic:pic xmlns:pic="http://schemas.openxmlformats.org/drawingml/2006/picture">
+                  <pic:nvPicPr>
+                    <pic:cNvPr id="8" name="Image 8"/>
+                    <pic:cNvPicPr/>
+                  </pic:nvPicPr>
+                  <pic:blipFill>
+                    <a:blip r:embed="rId13" cstate="print"/>
+                    <a:stretch>
+                      <a:fillRect/>
+                    </a:stretch>
+                  </pic:blipFill>
+                  <pic:spPr>
+                    <a:xfrm>
+                      <a:off x="0" y="0"/>
+                      <a:ext cx="3463892" cy="2743200"/>
+                    </a:xfrm>
+                    <a:prstGeom prst="rect">
+                      <a:avLst/>
+                    </a:prstGeom>
+                  </pic:spPr>
+                </pic:pic>
+              </a:graphicData>
+            </a:graphic>
+          </wp:anchor>
+        </w:drawing>
+      </w:r>
+    </w:p>
+    <w:p>
+      <w:pPr>
+        <w:pStyle w:val="af4"/>
+        <w:tabs>
+          <w:tab w:val="left" w:pos="5334"/>
+        </w:tabs>
+        <w:spacing w:before="273"/>
+        <w:ind w:left="52"/>
+        <w:rPr>
+          <w:rFonts w:ascii="標楷體" w:eastAsia="標楷體" w:hAnsi="標楷體"/>
+        </w:rPr>
+      </w:pPr>
+      <w:r>
+        <w:rPr>
+          <w:rFonts w:ascii="標楷體" w:eastAsia="標楷體" w:hAnsi="標楷體"/>
+          <w:spacing w:val="-5"/>
+        </w:rPr>
+        <w:t>7s</w:t>
+      </w:r>
+      <w:r>
+        <w:rPr>
+          <w:rFonts w:ascii="標楷體" w:eastAsia="標楷體" w:hAnsi="標楷體"/>
+        </w:rPr>
+        <w:tab/>
+      </w:r>
+      <w:r>
+        <w:rPr>
+          <w:rFonts w:ascii="標楷體" w:eastAsia="標楷體" w:hAnsi="標楷體"/>
+          <w:spacing w:val="-5"/>
+        </w:rPr>
+        <w:t>8s</w:t>
+      </w:r>
+    </w:p>
+    <w:p>
+      <w:pPr>
+        <w:pStyle w:val="af4"/>
+        <w:rPr>
+          <w:rFonts w:ascii="標楷體" w:eastAsia="標楷體" w:hAnsi="標楷體"/>
+        </w:rPr>
+        <w:sectPr>
+          <w:pgSz w:w="12240" w:h="15840"/>
+          <w:pgMar w:top="1120" w:right="360" w:bottom="280" w:left="1080" w:header="720" w:footer="720" w:gutter="0"/>
+          <w:cols w:space="720"/>
+        </w:sectPr>
+      </w:pPr>
+    </w:p>
+    <w:p>
+      <w:pPr>
+        <w:ind w:left="54"/>
+        <w:rPr>
+          <w:rFonts w:ascii="標楷體" w:eastAsia="標楷體" w:hAnsi="標楷體"/>
+          <w:sz w:val="20"/>
+        </w:rPr>
+      </w:pPr>
+      <w:r>
+        <w:rPr>
+          <w:rFonts w:ascii="標楷體" w:eastAsia="標楷體" w:hAnsi="標楷體"/>
+          <w:noProof/>
+          <w:position w:val="6"/>
+          <w:sz w:val="20"/>
+        </w:rPr>
+        <w:lastRenderedPageBreak/>
+        <w:drawing>
+          <wp:inline distT="0" distB="0" distL="0" distR="0" wp14:anchorId="65C72110" wp14:editId="234C55D4">
+            <wp:extent cx="3304310" cy="3227831"/>
+            <wp:effectExtent l="0" t="0" r="0" b="0"/>
+            <wp:docPr id="9" name="Image 9"/>
+            <wp:cNvGraphicFramePr>
+              <a:graphicFrameLocks xmlns:a="http://schemas.openxmlformats.org/drawingml/2006/main"/>
+            </wp:cNvGraphicFramePr>
+            <a:graphic xmlns:a="http://schemas.openxmlformats.org/drawingml/2006/main">
+              <a:graphicData uri="http://schemas.openxmlformats.org/drawingml/2006/picture">
+                <pic:pic xmlns:pic="http://schemas.openxmlformats.org/drawingml/2006/picture">
+                  <pic:nvPicPr>
+                    <pic:cNvPr id="9" name="Image 9"/>
+                    <pic:cNvPicPr/>
+                  </pic:nvPicPr>
+                  <pic:blipFill>
+                    <a:blip r:embed="rId14" cstate="print"/>
+                    <a:stretch>
+                      <a:fillRect/>
+                    </a:stretch>
+                  </pic:blipFill>
+                  <pic:spPr>
+                    <a:xfrm>
+                      <a:off x="0" y="0"/>
+                      <a:ext cx="3304310" cy="3227831"/>
+                    </a:xfrm>
+                    <a:prstGeom prst="rect">
+                      <a:avLst/>
+                    </a:prstGeom>
+                  </pic:spPr>
+                </pic:pic>
+              </a:graphicData>
+            </a:graphic>
+          </wp:inline>
+        </w:drawing>
+      </w:r>
+      <w:r>
+        <w:rPr>
+          <w:rFonts w:ascii="標楷體" w:eastAsia="標楷體" w:hAnsi="標楷體"/>
+          <w:spacing w:val="128"/>
+          <w:position w:val="6"/>
+          <w:sz w:val="20"/>
+        </w:rPr>
+        <w:t xml:space="preserve"> </w:t>
+      </w:r>
+      <w:r>
+        <w:rPr>
+          <w:rFonts w:ascii="標楷體" w:eastAsia="標楷體" w:hAnsi="標楷體"/>
+          <w:noProof/>
+          <w:spacing w:val="128"/>
+          <w:sz w:val="20"/>
+        </w:rPr>
+        <w:drawing>
+          <wp:inline distT="0" distB="0" distL="0" distR="0" wp14:anchorId="428578E3" wp14:editId="157B7243">
+            <wp:extent cx="3207271" cy="3264408"/>
+            <wp:effectExtent l="0" t="0" r="0" b="0"/>
+            <wp:docPr id="10" name="Image 10"/>
+            <wp:cNvGraphicFramePr>
+              <a:graphicFrameLocks xmlns:a="http://schemas.openxmlformats.org/drawingml/2006/main"/>
+            </wp:cNvGraphicFramePr>
+            <a:graphic xmlns:a="http://schemas.openxmlformats.org/drawingml/2006/main">
+              <a:graphicData uri="http://schemas.openxmlformats.org/drawingml/2006/picture">
+                <pic:pic xmlns:pic="http://schemas.openxmlformats.org/drawingml/2006/picture">
+                  <pic:nvPicPr>
+                    <pic:cNvPr id="10" name="Image 10"/>
+                    <pic:cNvPicPr/>
+                  </pic:nvPicPr>
+                  <pic:blipFill>
+                    <a:blip r:embed="rId15" cstate="print"/>
+                    <a:stretch>
+                      <a:fillRect/>
+                    </a:stretch>
+                  </pic:blipFill>
+                  <pic:spPr>
+                    <a:xfrm>
+                      <a:off x="0" y="0"/>
+                      <a:ext cx="3207271" cy="3264408"/>
+                    </a:xfrm>
+                    <a:prstGeom prst="rect">
+                      <a:avLst/>
+                    </a:prstGeom>
+                  </pic:spPr>
+                </pic:pic>
+              </a:graphicData>
+            </a:graphic>
+          </wp:inline>
+        </w:drawing>
+      </w:r>
+    </w:p>
+    <w:p>
+      <w:pPr>
+        <w:pStyle w:val="af4"/>
+        <w:tabs>
+          <w:tab w:val="left" w:pos="5454"/>
+        </w:tabs>
+        <w:spacing w:before="211"/>
+        <w:ind w:left="52"/>
+        <w:rPr>
+          <w:rFonts w:ascii="標楷體" w:eastAsia="標楷體" w:hAnsi="標楷體"/>
+          <w:spacing w:val="-5"/>
+        </w:rPr>
+      </w:pPr>
+      <w:r>
+        <w:rPr>
+          <w:rFonts w:ascii="標楷體" w:eastAsia="標楷體" w:hAnsi="標楷體"/>
+          <w:spacing w:val="-5"/>
+        </w:rPr>
+        <w:t>9s</w:t>
+      </w:r>
+      <w:r>
+        <w:rPr>
+          <w:rFonts w:ascii="標楷體" w:eastAsia="標楷體" w:hAnsi="標楷體"/>
+        </w:rPr>
+        <w:tab/>
+      </w:r>
+      <w:r>
+        <w:rPr>
+          <w:rFonts w:ascii="標楷體" w:eastAsia="標楷體" w:hAnsi="標楷體"/>
+          <w:spacing w:val="-5"/>
+        </w:rPr>
+        <w:t>10s</w:t>
+      </w:r>
+    </w:p>
+    <w:p>
+      <w:pPr>
+        <w:pStyle w:val="af4"/>
+        <w:tabs>
+          <w:tab w:val="left" w:pos="5454"/>
+        </w:tabs>
+        <w:spacing w:before="211"/>
+        <w:ind w:left="52"/>
+        <w:rPr>
+          <w:rFonts w:ascii="標楷體" w:eastAsia="標楷體" w:hAnsi="標楷體" w:hint="eastAsia"/>
+        </w:rPr>
+      </w:pPr>
+      <w:r>
+        <w:rPr>
+          <w:rFonts w:ascii="標楷體" w:eastAsia="標楷體" w:hAnsi="標楷體" w:hint="eastAsia"/>
+        </w:rPr>
+        <w:t>綠 LED</w:t>
+      </w:r>
+    </w:p>
+    <w:p>
+      <w:pPr>
+        <w:pStyle w:val="af4"/>
+        <w:spacing w:before="8"/>
+        <w:rPr>
+          <w:rFonts w:ascii="標楷體" w:eastAsia="標楷體" w:hAnsi="標楷體"/>
+          <w:b/>
+          <w:sz w:val="16"/>
+        </w:rPr>
+      </w:pPr>
+      <w:r>
+        <w:rPr>
+          <w:rFonts w:ascii="標楷體" w:eastAsia="標楷體" w:hAnsi="標楷體"/>
+          <w:b/>
+          <w:noProof/>
+          <w:sz w:val="16"/>
+        </w:rPr>
+        <w:drawing>
+          <wp:anchor distT="0" distB="0" distL="0" distR="0" simplePos="0" relativeHeight="251665408" behindDoc="1" locked="0" layoutInCell="1" allowOverlap="1" wp14:anchorId="3BDB26FE" wp14:editId="6173B005">
+            <wp:simplePos x="0" y="0"/>
+            <wp:positionH relativeFrom="page">
+              <wp:posOffset>727697</wp:posOffset>
+            </wp:positionH>
+            <wp:positionV relativeFrom="paragraph">
+              <wp:posOffset>152780</wp:posOffset>
+            </wp:positionV>
+            <wp:extent cx="3020957" cy="2935224"/>
+            <wp:effectExtent l="0" t="0" r="0" b="0"/>
+            <wp:wrapTopAndBottom/>
+            <wp:docPr id="11" name="Image 11"/>
+            <wp:cNvGraphicFramePr>
+              <a:graphicFrameLocks xmlns:a="http://schemas.openxmlformats.org/drawingml/2006/main"/>
+            </wp:cNvGraphicFramePr>
+            <a:graphic xmlns:a="http://schemas.openxmlformats.org/drawingml/2006/main">
+              <a:graphicData uri="http://schemas.openxmlformats.org/drawingml/2006/picture">
+                <pic:pic xmlns:pic="http://schemas.openxmlformats.org/drawingml/2006/picture">
+                  <pic:nvPicPr>
+                    <pic:cNvPr id="11" name="Image 11"/>
+                    <pic:cNvPicPr/>
+                  </pic:nvPicPr>
+                  <pic:blipFill>
+                    <a:blip r:embed="rId16" cstate="print"/>
+                    <a:stretch>
+                      <a:fillRect/>
+                    </a:stretch>
+                  </pic:blipFill>
+                  <pic:spPr>
+                    <a:xfrm>
+                      <a:off x="0" y="0"/>
+                      <a:ext cx="3020957" cy="2935224"/>
+                    </a:xfrm>
+                    <a:prstGeom prst="rect">
+                      <a:avLst/>
+                    </a:prstGeom>
+                  </pic:spPr>
+                </pic:pic>
+              </a:graphicData>
+            </a:graphic>
+          </wp:anchor>
+        </w:drawing>
+      </w:r>
+      <w:r>
+        <w:rPr>
+          <w:rFonts w:ascii="標楷體" w:eastAsia="標楷體" w:hAnsi="標楷體"/>
+          <w:b/>
+          <w:noProof/>
+          <w:sz w:val="16"/>
+        </w:rPr>
+        <w:drawing>
+          <wp:anchor distT="0" distB="0" distL="0" distR="0" simplePos="0" relativeHeight="251666432" behindDoc="1" locked="0" layoutInCell="1" allowOverlap="1" wp14:anchorId="2E34902D" wp14:editId="318BD874">
+            <wp:simplePos x="0" y="0"/>
+            <wp:positionH relativeFrom="page">
+              <wp:posOffset>4030979</wp:posOffset>
+            </wp:positionH>
+            <wp:positionV relativeFrom="paragraph">
+              <wp:posOffset>158750</wp:posOffset>
+            </wp:positionV>
+            <wp:extent cx="3401710" cy="2926080"/>
+            <wp:effectExtent l="0" t="0" r="0" b="0"/>
+            <wp:wrapTopAndBottom/>
+            <wp:docPr id="12" name="Image 12"/>
+            <wp:cNvGraphicFramePr>
+              <a:graphicFrameLocks xmlns:a="http://schemas.openxmlformats.org/drawingml/2006/main"/>
+            </wp:cNvGraphicFramePr>
+            <a:graphic xmlns:a="http://schemas.openxmlformats.org/drawingml/2006/main">
+              <a:graphicData uri="http://schemas.openxmlformats.org/drawingml/2006/picture">
+                <pic:pic xmlns:pic="http://schemas.openxmlformats.org/drawingml/2006/picture">
+                  <pic:nvPicPr>
+                    <pic:cNvPr id="12" name="Image 12"/>
+                    <pic:cNvPicPr/>
+                  </pic:nvPicPr>
+                  <pic:blipFill>
+                    <a:blip r:embed="rId17" cstate="print"/>
+                    <a:stretch>
+                      <a:fillRect/>
+                    </a:stretch>
+                  </pic:blipFill>
+                  <pic:spPr>
+                    <a:xfrm>
+                      <a:off x="0" y="0"/>
+                      <a:ext cx="3401710" cy="2926080"/>
+                    </a:xfrm>
+                    <a:prstGeom prst="rect">
+                      <a:avLst/>
+                    </a:prstGeom>
+                  </pic:spPr>
+                </pic:pic>
+              </a:graphicData>
+            </a:graphic>
+          </wp:anchor>
+        </w:drawing>
+      </w:r>
+    </w:p>
+    <w:p>
+      <w:pPr>
+        <w:pStyle w:val="af4"/>
+        <w:tabs>
+          <w:tab w:val="left" w:pos="5334"/>
+        </w:tabs>
+        <w:spacing w:before="268"/>
+        <w:ind w:left="52"/>
+        <w:rPr>
+          <w:rFonts w:ascii="標楷體" w:eastAsia="標楷體" w:hAnsi="標楷體"/>
+        </w:rPr>
+      </w:pPr>
+      <w:r>
+        <w:rPr>
+          <w:rFonts w:ascii="標楷體" w:eastAsia="標楷體" w:hAnsi="標楷體"/>
+          <w:spacing w:val="-5"/>
+        </w:rPr>
+        <w:t>1s</w:t>
+      </w:r>
+      <w:r>
+        <w:rPr>
+          <w:rFonts w:ascii="標楷體" w:eastAsia="標楷體" w:hAnsi="標楷體"/>
+        </w:rPr>
+        <w:tab/>
+      </w:r>
+      <w:r>
+        <w:rPr>
+          <w:rFonts w:ascii="標楷體" w:eastAsia="標楷體" w:hAnsi="標楷體"/>
+          <w:spacing w:val="-5"/>
+        </w:rPr>
+        <w:t>2s</w:t>
+      </w:r>
+    </w:p>
+    <w:p>
+      <w:pPr>
+        <w:pStyle w:val="af4"/>
+        <w:rPr>
+          <w:rFonts w:ascii="標楷體" w:eastAsia="標楷體" w:hAnsi="標楷體"/>
+        </w:rPr>
+        <w:sectPr>
+          <w:pgSz w:w="12240" w:h="15840"/>
+          <w:pgMar w:top="1140" w:right="360" w:bottom="280" w:left="1080" w:header="720" w:footer="720" w:gutter="0"/>
+          <w:cols w:space="720"/>
+        </w:sectPr>
+      </w:pPr>
+    </w:p>
+    <w:p>
+      <w:pPr>
+        <w:tabs>
+          <w:tab w:val="left" w:pos="5364"/>
+        </w:tabs>
+        <w:ind w:left="54"/>
+        <w:rPr>
+          <w:rFonts w:ascii="標楷體" w:eastAsia="標楷體" w:hAnsi="標楷體"/>
+          <w:position w:val="2"/>
+          <w:sz w:val="20"/>
+        </w:rPr>
+      </w:pPr>
+      <w:r>
+        <w:rPr>
+          <w:rFonts w:ascii="標楷體" w:eastAsia="標楷體" w:hAnsi="標楷體"/>
+          <w:noProof/>
+          <w:sz w:val="20"/>
+        </w:rPr>
+        <w:lastRenderedPageBreak/>
+        <w:drawing>
+          <wp:inline distT="0" distB="0" distL="0" distR="0" wp14:anchorId="5CFBA644" wp14:editId="3D266D86">
+            <wp:extent cx="3080190" cy="2660904"/>
+            <wp:effectExtent l="0" t="0" r="0" b="0"/>
+            <wp:docPr id="13" name="Image 13"/>
+            <wp:cNvGraphicFramePr>
+              <a:graphicFrameLocks xmlns:a="http://schemas.openxmlformats.org/drawingml/2006/main"/>
+            </wp:cNvGraphicFramePr>
+            <a:graphic xmlns:a="http://schemas.openxmlformats.org/drawingml/2006/main">
+              <a:graphicData uri="http://schemas.openxmlformats.org/drawingml/2006/picture">
+                <pic:pic xmlns:pic="http://schemas.openxmlformats.org/drawingml/2006/picture">
+                  <pic:nvPicPr>
+                    <pic:cNvPr id="13" name="Image 13"/>
+                    <pic:cNvPicPr/>
+                  </pic:nvPicPr>
+                  <pic:blipFill>
+                    <a:blip r:embed="rId18" cstate="print"/>
+                    <a:stretch>
+                      <a:fillRect/>
+                    </a:stretch>
+                  </pic:blipFill>
+                  <pic:spPr>
+                    <a:xfrm>
+                      <a:off x="0" y="0"/>
+                      <a:ext cx="3080190" cy="2660904"/>
+                    </a:xfrm>
+                    <a:prstGeom prst="rect">
+                      <a:avLst/>
+                    </a:prstGeom>
+                  </pic:spPr>
+                </pic:pic>
+              </a:graphicData>
+            </a:graphic>
+          </wp:inline>
+        </w:drawing>
+      </w:r>
+      <w:r>
+        <w:rPr>
+          <w:rFonts w:ascii="標楷體" w:eastAsia="標楷體" w:hAnsi="標楷體"/>
+          <w:sz w:val="20"/>
+        </w:rPr>
+        <w:tab/>
+      </w:r>
+      <w:r>
+        <w:rPr>
+          <w:rFonts w:ascii="標楷體" w:eastAsia="標楷體" w:hAnsi="標楷體"/>
+          <w:noProof/>
+          <w:position w:val="2"/>
+          <w:sz w:val="20"/>
+        </w:rPr>
+        <w:drawing>
+          <wp:inline distT="0" distB="0" distL="0" distR="0" wp14:anchorId="064479F6" wp14:editId="0C078266">
+            <wp:extent cx="3343415" cy="2647188"/>
+            <wp:effectExtent l="0" t="0" r="0" b="0"/>
+            <wp:docPr id="14" name="Image 14"/>
+            <wp:cNvGraphicFramePr>
+              <a:graphicFrameLocks xmlns:a="http://schemas.openxmlformats.org/drawingml/2006/main"/>
+            </wp:cNvGraphicFramePr>
+            <a:graphic xmlns:a="http://schemas.openxmlformats.org/drawingml/2006/main">
+              <a:graphicData uri="http://schemas.openxmlformats.org/drawingml/2006/picture">
+                <pic:pic xmlns:pic="http://schemas.openxmlformats.org/drawingml/2006/picture">
+                  <pic:nvPicPr>
+                    <pic:cNvPr id="14" name="Image 14"/>
+                    <pic:cNvPicPr/>
+                  </pic:nvPicPr>
+                  <pic:blipFill>
+                    <a:blip r:embed="rId19" cstate="print"/>
+                    <a:stretch>
+                      <a:fillRect/>
+                    </a:stretch>
+                  </pic:blipFill>
+                  <pic:spPr>
+                    <a:xfrm>
+                      <a:off x="0" y="0"/>
+                      <a:ext cx="3343415" cy="2647188"/>
+                    </a:xfrm>
+                    <a:prstGeom prst="rect">
+                      <a:avLst/>
+                    </a:prstGeom>
+                  </pic:spPr>
+                </pic:pic>
+              </a:graphicData>
+            </a:graphic>
+          </wp:inline>
+        </w:drawing>
+      </w:r>
+    </w:p>
+    <w:p>
+      <w:pPr>
+        <w:pStyle w:val="af4"/>
+        <w:tabs>
+          <w:tab w:val="left" w:pos="5454"/>
+        </w:tabs>
+        <w:spacing w:before="261"/>
+        <w:ind w:left="52"/>
+        <w:rPr>
+          <w:rFonts w:ascii="標楷體" w:eastAsia="標楷體" w:hAnsi="標楷體"/>
+        </w:rPr>
+      </w:pPr>
+      <w:r>
+        <w:rPr>
+          <w:rFonts w:ascii="標楷體" w:eastAsia="標楷體" w:hAnsi="標楷體"/>
+          <w:spacing w:val="-5"/>
+        </w:rPr>
+        <w:t>3s</w:t>
+      </w:r>
+      <w:r>
+        <w:rPr>
+          <w:rFonts w:ascii="標楷體" w:eastAsia="標楷體" w:hAnsi="標楷體"/>
+        </w:rPr>
+        <w:tab/>
+      </w:r>
+      <w:r>
+        <w:rPr>
+          <w:rFonts w:ascii="標楷體" w:eastAsia="標楷體" w:hAnsi="標楷體"/>
+          <w:spacing w:val="-5"/>
+        </w:rPr>
+        <w:t>4s</w:t>
+      </w:r>
+    </w:p>
+    <w:p>
+      <w:pPr>
+        <w:pStyle w:val="af4"/>
+        <w:rPr>
+          <w:rFonts w:ascii="標楷體" w:eastAsia="標楷體" w:hAnsi="標楷體"/>
+          <w:sz w:val="20"/>
+        </w:rPr>
+      </w:pPr>
+    </w:p>
+    <w:p>
+      <w:pPr>
+        <w:pStyle w:val="af4"/>
+        <w:rPr>
+          <w:rFonts w:ascii="標楷體" w:eastAsia="標楷體" w:hAnsi="標楷體"/>
+          <w:sz w:val="20"/>
+        </w:rPr>
+      </w:pPr>
+    </w:p>
+    <w:p>
+      <w:pPr>
+        <w:pStyle w:val="af4"/>
+        <w:rPr>
+          <w:rFonts w:ascii="標楷體" w:eastAsia="標楷體" w:hAnsi="標楷體"/>
+          <w:sz w:val="20"/>
+        </w:rPr>
+      </w:pPr>
+    </w:p>
+    <w:p>
+      <w:pPr>
+        <w:pStyle w:val="af4"/>
+        <w:rPr>
+          <w:rFonts w:ascii="標楷體" w:eastAsia="標楷體" w:hAnsi="標楷體"/>
+          <w:sz w:val="20"/>
+        </w:rPr>
+      </w:pPr>
+    </w:p>
+    <w:p>
+      <w:pPr>
+        <w:pStyle w:val="af4"/>
+        <w:spacing w:before="20"/>
+        <w:rPr>
+          <w:rFonts w:ascii="標楷體" w:eastAsia="標楷體" w:hAnsi="標楷體"/>
+          <w:sz w:val="20"/>
+        </w:rPr>
+      </w:pPr>
+      <w:r>
+        <w:rPr>
+          <w:rFonts w:ascii="標楷體" w:eastAsia="標楷體" w:hAnsi="標楷體"/>
+          <w:noProof/>
+          <w:sz w:val="20"/>
+        </w:rPr>
+        <w:drawing>
+          <wp:anchor distT="0" distB="0" distL="0" distR="0" simplePos="0" relativeHeight="251667456" behindDoc="1" locked="0" layoutInCell="1" allowOverlap="1" wp14:anchorId="17224718" wp14:editId="190E1480">
+            <wp:simplePos x="0" y="0"/>
+            <wp:positionH relativeFrom="page">
+              <wp:posOffset>720090</wp:posOffset>
+            </wp:positionH>
+            <wp:positionV relativeFrom="paragraph">
+              <wp:posOffset>199262</wp:posOffset>
+            </wp:positionV>
+            <wp:extent cx="3146010" cy="2967228"/>
+            <wp:effectExtent l="0" t="0" r="0" b="0"/>
+            <wp:wrapTopAndBottom/>
+            <wp:docPr id="15" name="Image 15"/>
+            <wp:cNvGraphicFramePr>
+              <a:graphicFrameLocks xmlns:a="http://schemas.openxmlformats.org/drawingml/2006/main"/>
+            </wp:cNvGraphicFramePr>
+            <a:graphic xmlns:a="http://schemas.openxmlformats.org/drawingml/2006/main">
+              <a:graphicData uri="http://schemas.openxmlformats.org/drawingml/2006/picture">
+                <pic:pic xmlns:pic="http://schemas.openxmlformats.org/drawingml/2006/picture">
+                  <pic:nvPicPr>
+                    <pic:cNvPr id="15" name="Image 15"/>
+                    <pic:cNvPicPr/>
+                  </pic:nvPicPr>
+                  <pic:blipFill>
+                    <a:blip r:embed="rId20" cstate="print"/>
+                    <a:stretch>
+                      <a:fillRect/>
+                    </a:stretch>
+                  </pic:blipFill>
+                  <pic:spPr>
+                    <a:xfrm>
+                      <a:off x="0" y="0"/>
+                      <a:ext cx="3146010" cy="2967228"/>
+                    </a:xfrm>
+                    <a:prstGeom prst="rect">
+                      <a:avLst/>
+                    </a:prstGeom>
+                  </pic:spPr>
+                </pic:pic>
+              </a:graphicData>
+            </a:graphic>
+          </wp:anchor>
+        </w:drawing>
+      </w:r>
+      <w:r>
+        <w:rPr>
+          <w:rFonts w:ascii="標楷體" w:eastAsia="標楷體" w:hAnsi="標楷體"/>
+          <w:noProof/>
+          <w:sz w:val="20"/>
+        </w:rPr>
+        <w:drawing>
+          <wp:anchor distT="0" distB="0" distL="0" distR="0" simplePos="0" relativeHeight="251668480" behindDoc="1" locked="0" layoutInCell="1" allowOverlap="1" wp14:anchorId="4C352F7E" wp14:editId="2F6BC912">
+            <wp:simplePos x="0" y="0"/>
+            <wp:positionH relativeFrom="page">
+              <wp:posOffset>4008120</wp:posOffset>
+            </wp:positionH>
+            <wp:positionV relativeFrom="paragraph">
+              <wp:posOffset>193039</wp:posOffset>
+            </wp:positionV>
+            <wp:extent cx="3504203" cy="2944368"/>
+            <wp:effectExtent l="0" t="0" r="0" b="0"/>
+            <wp:wrapTopAndBottom/>
+            <wp:docPr id="16" name="Image 16"/>
+            <wp:cNvGraphicFramePr>
+              <a:graphicFrameLocks xmlns:a="http://schemas.openxmlformats.org/drawingml/2006/main"/>
+            </wp:cNvGraphicFramePr>
+            <a:graphic xmlns:a="http://schemas.openxmlformats.org/drawingml/2006/main">
+              <a:graphicData uri="http://schemas.openxmlformats.org/drawingml/2006/picture">
+                <pic:pic xmlns:pic="http://schemas.openxmlformats.org/drawingml/2006/picture">
+                  <pic:nvPicPr>
+                    <pic:cNvPr id="16" name="Image 16"/>
+                    <pic:cNvPicPr/>
+                  </pic:nvPicPr>
+                  <pic:blipFill>
+                    <a:blip r:embed="rId21" cstate="print"/>
+                    <a:stretch>
+                      <a:fillRect/>
+                    </a:stretch>
+                  </pic:blipFill>
+                  <pic:spPr>
+                    <a:xfrm>
+                      <a:off x="0" y="0"/>
+                      <a:ext cx="3504203" cy="2944368"/>
+                    </a:xfrm>
+                    <a:prstGeom prst="rect">
+                      <a:avLst/>
+                    </a:prstGeom>
+                  </pic:spPr>
+                </pic:pic>
+              </a:graphicData>
+            </a:graphic>
+          </wp:anchor>
+        </w:drawing>
+      </w:r>
+    </w:p>
+    <w:p>
+      <w:pPr>
+        <w:pStyle w:val="af4"/>
+        <w:tabs>
+          <w:tab w:val="left" w:pos="5334"/>
+        </w:tabs>
+        <w:spacing w:before="268"/>
+        <w:ind w:left="52"/>
+        <w:rPr>
+          <w:rFonts w:ascii="標楷體" w:eastAsia="標楷體" w:hAnsi="標楷體"/>
+        </w:rPr>
+      </w:pPr>
+      <w:r>
+        <w:rPr>
+          <w:rFonts w:ascii="標楷體" w:eastAsia="標楷體" w:hAnsi="標楷體"/>
+          <w:spacing w:val="-5"/>
+        </w:rPr>
+        <w:t>5s</w:t>
+      </w:r>
+      <w:r>
+        <w:rPr>
+          <w:rFonts w:ascii="標楷體" w:eastAsia="標楷體" w:hAnsi="標楷體"/>
+        </w:rPr>
+        <w:tab/>
+      </w:r>
+      <w:r>
+        <w:rPr>
+          <w:rFonts w:ascii="標楷體" w:eastAsia="標楷體" w:hAnsi="標楷體"/>
+          <w:spacing w:val="-5"/>
+        </w:rPr>
+        <w:t>6s</w:t>
+      </w:r>
+    </w:p>
+    <w:p>
+      <w:pPr>
+        <w:pStyle w:val="af4"/>
+        <w:rPr>
+          <w:rFonts w:ascii="標楷體" w:eastAsia="標楷體" w:hAnsi="標楷體"/>
+        </w:rPr>
+        <w:sectPr>
+          <w:pgSz w:w="12240" w:h="15840"/>
+          <w:pgMar w:top="1140" w:right="360" w:bottom="280" w:left="1080" w:header="720" w:footer="720" w:gutter="0"/>
+          <w:cols w:space="720"/>
+        </w:sectPr>
+      </w:pPr>
+    </w:p>
+    <w:p>
+      <w:pPr>
+        <w:tabs>
+          <w:tab w:val="left" w:pos="5304"/>
+        </w:tabs>
+        <w:ind w:left="54"/>
+        <w:rPr>
+          <w:rFonts w:ascii="標楷體" w:eastAsia="標楷體" w:hAnsi="標楷體"/>
+          <w:position w:val="1"/>
+          <w:sz w:val="20"/>
+        </w:rPr>
+      </w:pPr>
+      <w:r>
+        <w:rPr>
+          <w:rFonts w:ascii="標楷體" w:eastAsia="標楷體" w:hAnsi="標楷體"/>
+          <w:noProof/>
+          <w:sz w:val="20"/>
+        </w:rPr>
+        <w:lastRenderedPageBreak/>
+        <w:drawing>
+          <wp:anchor distT="0" distB="0" distL="114300" distR="114300" simplePos="0" relativeHeight="251671552" behindDoc="0" locked="0" layoutInCell="1" allowOverlap="1" wp14:anchorId="550D7847" wp14:editId="5E3B2658">
+            <wp:simplePos x="0" y="0"/>
+            <wp:positionH relativeFrom="column">
+              <wp:posOffset>-59055</wp:posOffset>
+            </wp:positionH>
+            <wp:positionV relativeFrom="paragraph">
+              <wp:posOffset>29210</wp:posOffset>
+            </wp:positionV>
+            <wp:extent cx="2695575" cy="2333625"/>
+            <wp:effectExtent l="0" t="0" r="9525" b="9525"/>
+            <wp:wrapTopAndBottom/>
+            <wp:docPr id="17" name="Image 17"/>
+            <wp:cNvGraphicFramePr>
+              <a:graphicFrameLocks xmlns:a="http://schemas.openxmlformats.org/drawingml/2006/main"/>
+            </wp:cNvGraphicFramePr>
+            <a:graphic xmlns:a="http://schemas.openxmlformats.org/drawingml/2006/main">
+              <a:graphicData uri="http://schemas.openxmlformats.org/drawingml/2006/picture">
+                <pic:pic xmlns:pic="http://schemas.openxmlformats.org/drawingml/2006/picture">
+                  <pic:nvPicPr>
+                    <pic:cNvPr id="17" name="Image 17"/>
+                    <pic:cNvPicPr/>
+                  </pic:nvPicPr>
+                  <pic:blipFill>
+                    <a:blip r:embed="rId22" cstate="print">
+                      <a:extLst>
+                        <a:ext uri="{28A0092B-C50C-407E-A947-70E740481C1C}">
+                          <a14:useLocalDpi xmlns:a14="http://schemas.microsoft.com/office/drawing/2010/main" val="0"/>
+                        </a:ext>
+                      </a:extLst>
+                    </a:blip>
+                    <a:stretch>
+                      <a:fillRect/>
+                    </a:stretch>
+                  </pic:blipFill>
+                  <pic:spPr>
+                    <a:xfrm>
+                      <a:off x="0" y="0"/>
+                      <a:ext cx="2695575" cy="2333625"/>
+                    </a:xfrm>
+                    <a:prstGeom prst="rect">
+                      <a:avLst/>
+                    </a:prstGeom>
+                  </pic:spPr>
+                </pic:pic>
+              </a:graphicData>
+            </a:graphic>
+            <wp14:sizeRelH relativeFrom="margin">
+              <wp14:pctWidth>0</wp14:pctWidth>
+            </wp14:sizeRelH>
+            <wp14:sizeRelV relativeFrom="margin">
+              <wp14:pctHeight>0</wp14:pctHeight>
+            </wp14:sizeRelV>
+          </wp:anchor>
+        </w:drawing>
+      </w:r>
+      <w:r>
+        <w:rPr>
+          <w:rFonts w:ascii="標楷體" w:eastAsia="標楷體" w:hAnsi="標楷體"/>
+          <w:noProof/>
+          <w:position w:val="1"/>
+          <w:sz w:val="20"/>
+        </w:rPr>
+        <w:drawing>
+          <wp:anchor distT="0" distB="0" distL="114300" distR="114300" simplePos="0" relativeHeight="251672576" behindDoc="0" locked="0" layoutInCell="1" allowOverlap="1" wp14:anchorId="300ABDAA" wp14:editId="00A893CF">
+            <wp:simplePos x="0" y="0"/>
+            <wp:positionH relativeFrom="column">
+              <wp:posOffset>2824919</wp:posOffset>
+            </wp:positionH>
+            <wp:positionV relativeFrom="paragraph">
+              <wp:posOffset>391</wp:posOffset>
+            </wp:positionV>
+            <wp:extent cx="2560955" cy="2027555"/>
+            <wp:effectExtent l="0" t="0" r="0" b="0"/>
+            <wp:wrapTopAndBottom/>
+            <wp:docPr id="18" name="Image 18"/>
+            <wp:cNvGraphicFramePr>
+              <a:graphicFrameLocks xmlns:a="http://schemas.openxmlformats.org/drawingml/2006/main"/>
+            </wp:cNvGraphicFramePr>
+            <a:graphic xmlns:a="http://schemas.openxmlformats.org/drawingml/2006/main">
+              <a:graphicData uri="http://schemas.openxmlformats.org/drawingml/2006/picture">
+                <pic:pic xmlns:pic="http://schemas.openxmlformats.org/drawingml/2006/picture">
+                  <pic:nvPicPr>
+                    <pic:cNvPr id="18" name="Image 18"/>
+                    <pic:cNvPicPr/>
+                  </pic:nvPicPr>
+                  <pic:blipFill>
+                    <a:blip r:embed="rId23" cstate="print">
+                      <a:extLst>
+                        <a:ext uri="{28A0092B-C50C-407E-A947-70E740481C1C}">
+                          <a14:useLocalDpi xmlns:a14="http://schemas.microsoft.com/office/drawing/2010/main" val="0"/>
+                        </a:ext>
+                      </a:extLst>
+                    </a:blip>
+                    <a:stretch>
+                      <a:fillRect/>
+                    </a:stretch>
+                  </pic:blipFill>
+                  <pic:spPr>
+                    <a:xfrm>
+                      <a:off x="0" y="0"/>
+                      <a:ext cx="2560955" cy="2027555"/>
+                    </a:xfrm>
+                    <a:prstGeom prst="rect">
+                      <a:avLst/>
+                    </a:prstGeom>
+                  </pic:spPr>
+                </pic:pic>
+              </a:graphicData>
+            </a:graphic>
+            <wp14:sizeRelH relativeFrom="margin">
+              <wp14:pctWidth>0</wp14:pctWidth>
+            </wp14:sizeRelH>
+            <wp14:sizeRelV relativeFrom="margin">
+              <wp14:pctHeight>0</wp14:pctHeight>
+            </wp14:sizeRelV>
+          </wp:anchor>
+        </w:drawing>
+      </w:r>
+    </w:p>
+    <w:p>
+      <w:pPr>
+        <w:pStyle w:val="af4"/>
+        <w:tabs>
+          <w:tab w:val="left" w:pos="5334"/>
+        </w:tabs>
+        <w:spacing w:before="262"/>
+        <w:ind w:left="52"/>
+        <w:rPr>
+          <w:rFonts w:ascii="標楷體" w:eastAsia="標楷體" w:hAnsi="標楷體"/>
+        </w:rPr>
+      </w:pPr>
+      <w:r>
+        <w:rPr>
+          <w:rFonts w:ascii="標楷體" w:eastAsia="標楷體" w:hAnsi="標楷體"/>
+          <w:spacing w:val="-5"/>
+        </w:rPr>
+        <w:t>7s</w:t>
+      </w:r>
+      <w:r>
+        <w:rPr>
+          <w:rFonts w:ascii="標楷體" w:eastAsia="標楷體" w:hAnsi="標楷體"/>
+        </w:rPr>
+        <w:tab/>
+      </w:r>
+      <w:r>
+        <w:rPr>
+          <w:rFonts w:ascii="標楷體" w:eastAsia="標楷體" w:hAnsi="標楷體"/>
+          <w:spacing w:val="-5"/>
+        </w:rPr>
+        <w:t>8s</w:t>
+      </w:r>
+    </w:p>
+    <w:p>
+      <w:pPr>
+        <w:pStyle w:val="af4"/>
+        <w:rPr>
+          <w:rFonts w:ascii="標楷體" w:eastAsia="標楷體" w:hAnsi="標楷體"/>
+          <w:sz w:val="20"/>
+        </w:rPr>
+      </w:pPr>
+    </w:p>
+    <w:p>
+      <w:pPr>
+        <w:pStyle w:val="af4"/>
+        <w:rPr>
+          <w:rFonts w:ascii="標楷體" w:eastAsia="標楷體" w:hAnsi="標楷體" w:hint="eastAsia"/>
+          <w:sz w:val="20"/>
+        </w:rPr>
+      </w:pPr>
+    </w:p>
+    <w:p>
+      <w:pPr>
+        <w:pStyle w:val="af4"/>
+        <w:spacing w:before="28"/>
+        <w:rPr>
+          <w:rFonts w:ascii="標楷體" w:eastAsia="標楷體" w:hAnsi="標楷體"/>
+          <w:sz w:val="20"/>
+        </w:rPr>
+      </w:pPr>
+      <w:r>
+        <w:rPr>
+          <w:rFonts w:ascii="標楷體" w:eastAsia="標楷體" w:hAnsi="標楷體"/>
+          <w:noProof/>
+          <w:sz w:val="20"/>
+        </w:rPr>
+        <w:drawing>
+          <wp:anchor distT="0" distB="0" distL="0" distR="0" simplePos="0" relativeHeight="251669504" behindDoc="1" locked="0" layoutInCell="1" allowOverlap="1" wp14:anchorId="4E0C3CC7" wp14:editId="4684764C">
+            <wp:simplePos x="0" y="0"/>
+            <wp:positionH relativeFrom="page">
+              <wp:posOffset>720090</wp:posOffset>
+            </wp:positionH>
+            <wp:positionV relativeFrom="paragraph">
+              <wp:posOffset>198628</wp:posOffset>
+            </wp:positionV>
+            <wp:extent cx="3300935" cy="3232404"/>
+            <wp:effectExtent l="0" t="0" r="0" b="0"/>
+            <wp:wrapTopAndBottom/>
+            <wp:docPr id="19" name="Image 19"/>
+            <wp:cNvGraphicFramePr>
+              <a:graphicFrameLocks xmlns:a="http://schemas.openxmlformats.org/drawingml/2006/main"/>
+            </wp:cNvGraphicFramePr>
+            <a:graphic xmlns:a="http://schemas.openxmlformats.org/drawingml/2006/main">
+              <a:graphicData uri="http://schemas.openxmlformats.org/drawingml/2006/picture">
+                <pic:pic xmlns:pic="http://schemas.openxmlformats.org/drawingml/2006/picture">
+                  <pic:nvPicPr>
+                    <pic:cNvPr id="19" name="Image 19"/>
+                    <pic:cNvPicPr/>
+                  </pic:nvPicPr>
+                  <pic:blipFill>
+                    <a:blip r:embed="rId24" cstate="print"/>
+                    <a:stretch>
+                      <a:fillRect/>
+                    </a:stretch>
+                  </pic:blipFill>
+                  <pic:spPr>
+                    <a:xfrm>
+                      <a:off x="0" y="0"/>
+                      <a:ext cx="3300935" cy="3232404"/>
+                    </a:xfrm>
+                    <a:prstGeom prst="rect">
+                      <a:avLst/>
+                    </a:prstGeom>
+                  </pic:spPr>
+                </pic:pic>
+              </a:graphicData>
+            </a:graphic>
+          </wp:anchor>
+        </w:drawing>
+      </w:r>
+      <w:r>
+        <w:rPr>
+          <w:rFonts w:ascii="標楷體" w:eastAsia="標楷體" w:hAnsi="標楷體"/>
+          <w:noProof/>
+          <w:sz w:val="20"/>
+        </w:rPr>
+        <w:drawing>
+          <wp:anchor distT="0" distB="0" distL="0" distR="0" simplePos="0" relativeHeight="251670528" behindDoc="1" locked="0" layoutInCell="1" allowOverlap="1" wp14:anchorId="62BB153A" wp14:editId="3E2A472F">
+            <wp:simplePos x="0" y="0"/>
+            <wp:positionH relativeFrom="page">
+              <wp:posOffset>4137659</wp:posOffset>
+            </wp:positionH>
+            <wp:positionV relativeFrom="paragraph">
+              <wp:posOffset>205104</wp:posOffset>
+            </wp:positionV>
+            <wp:extent cx="3207271" cy="3264408"/>
+            <wp:effectExtent l="0" t="0" r="0" b="0"/>
+            <wp:wrapTopAndBottom/>
+            <wp:docPr id="20" name="Image 20"/>
+            <wp:cNvGraphicFramePr>
+              <a:graphicFrameLocks xmlns:a="http://schemas.openxmlformats.org/drawingml/2006/main"/>
+            </wp:cNvGraphicFramePr>
+            <a:graphic xmlns:a="http://schemas.openxmlformats.org/drawingml/2006/main">
+              <a:graphicData uri="http://schemas.openxmlformats.org/drawingml/2006/picture">
+                <pic:pic xmlns:pic="http://schemas.openxmlformats.org/drawingml/2006/picture">
+                  <pic:nvPicPr>
+                    <pic:cNvPr id="20" name="Image 20"/>
+                    <pic:cNvPicPr/>
+                  </pic:nvPicPr>
+                  <pic:blipFill>
+                    <a:blip r:embed="rId25" cstate="print"/>
+                    <a:stretch>
+                      <a:fillRect/>
+                    </a:stretch>
+                  </pic:blipFill>
+                  <pic:spPr>
+                    <a:xfrm>
+                      <a:off x="0" y="0"/>
+                      <a:ext cx="3207271" cy="3264408"/>
+                    </a:xfrm>
+                    <a:prstGeom prst="rect">
+                      <a:avLst/>
+                    </a:prstGeom>
+                  </pic:spPr>
+                </pic:pic>
+              </a:graphicData>
+            </a:graphic>
+          </wp:anchor>
+        </w:drawing>
+      </w:r>
+    </w:p>
+    <w:p>
+      <w:pPr>
+        <w:pStyle w:val="af4"/>
+        <w:tabs>
+          <w:tab w:val="left" w:pos="5454"/>
+        </w:tabs>
+        <w:spacing w:before="207"/>
+        <w:ind w:left="52"/>
+        <w:rPr>
+          <w:rFonts w:ascii="標楷體" w:eastAsia="標楷體" w:hAnsi="標楷體"/>
+        </w:rPr>
+      </w:pPr>
+      <w:r>
+        <w:rPr>
+          <w:rFonts w:ascii="標楷體" w:eastAsia="標楷體" w:hAnsi="標楷體"/>
+          <w:spacing w:val="-5"/>
+        </w:rPr>
+        <w:t>9s</w:t>
+      </w:r>
+      <w:r>
+        <w:rPr>
+          <w:rFonts w:ascii="標楷體" w:eastAsia="標楷體" w:hAnsi="標楷體"/>
+        </w:rPr>
+        <w:tab/>
+      </w:r>
+      <w:r>
+        <w:rPr>
+          <w:rFonts w:ascii="標楷體" w:eastAsia="標楷體" w:hAnsi="標楷體"/>
+          <w:spacing w:val="-5"/>
+        </w:rPr>
+        <w:t>10s</w:t>
+      </w:r>
+    </w:p>
+    <w:p>
+      <w:pPr>
+        <w:rPr>
+          <w:rFonts w:ascii="標楷體" w:eastAsia="標楷體" w:hAnsi="標楷體" w:hint="eastAsia"/>
+        </w:rPr>
+      </w:pPr>
+    </w:p>
+    <w:p>
+      <w:pPr>
+        <w:rPr>
+          <w:rFonts w:ascii="標楷體" w:eastAsia="標楷體" w:hAnsi="標楷體"/>
+        </w:rPr>
+      </w:pPr>
+    </w:p>
+    <w:p>
+      <w:pPr>
+        <w:jc w:val="center"/>
+        <w:rPr>
+          <w:rFonts w:ascii="標楷體" w:eastAsia="標楷體" w:hAnsi="標楷體" w:hint="eastAsia"/>
+        </w:rPr>
+      </w:pPr>
+      <w:r>
+        <w:rPr>
+          <w:rFonts w:ascii="標楷體" w:eastAsia="標楷體" w:hAnsi="標楷體"/>
+        </w:rPr>
+        <w:br/>
+      </w:r>
+      <w:r>
+        <w:rPr>
+          <w:rFonts w:ascii="標楷體" w:eastAsia="標楷體" w:hAnsi="標楷體"/>
+        </w:rPr>
+        <w:br/>
+      </w:r>
+      <w:r>
+        <w:rPr>
+          <w:rFonts w:ascii="標楷體" w:eastAsia="標楷體" w:hAnsi="標楷體" w:hint="eastAsia"/>
+        </w:rPr>
+        <w:lastRenderedPageBreak/>
+        <w:t>成品圖</w:t>
+      </w:r>
+      <w:r>
+        <w:rPr>
+          <w:rFonts w:ascii="標楷體" w:eastAsia="標楷體" w:hAnsi="標楷體"/>
+        </w:rPr>
+        <w:br/>
+      </w:r>
+      <w:r>
+        <w:rPr>
+          <w:rFonts w:ascii="標楷體" w:eastAsia="標楷體" w:hAnsi="標楷體"/>
+          <w:noProof/>
+        </w:rPr>
+        <w:drawing>
+          <wp:inline distT="0" distB="0" distL="0" distR="0" wp14:anchorId="4583F24C" wp14:editId="5AC0377C">
+            <wp:extent cx="2589196" cy="2135960"/>
+            <wp:effectExtent l="0" t="0" r="1905" b="0"/>
+            <wp:docPr id="1819893895" name="圖片 2"/>
+            <wp:cNvGraphicFramePr>
+              <a:graphicFrameLocks xmlns:a="http://schemas.openxmlformats.org/drawingml/2006/main" noChangeAspect="1"/>
+            </wp:cNvGraphicFramePr>
+            <a:graphic xmlns:a="http://schemas.openxmlformats.org/drawingml/2006/main">
+              <a:graphicData uri="http://schemas.openxmlformats.org/drawingml/2006/picture">
+                <pic:pic xmlns:pic="http://schemas.openxmlformats.org/drawingml/2006/picture">
+                  <pic:nvPicPr>
+                    <pic:cNvPr id="0" name="Picture 2"/>
+                    <pic:cNvPicPr>
+                      <a:picLocks noChangeAspect="1" noChangeArrowheads="1"/>
+                    </pic:cNvPicPr>
+                  </pic:nvPicPr>
+                  <pic:blipFill rotWithShape="1">
+                    <a:blip r:embed="rId26" cstate="print">
+                      <a:extLst>
+                        <a:ext uri="{28A0092B-C50C-407E-A947-70E740481C1C}">
+                          <a14:useLocalDpi xmlns:a14="http://schemas.microsoft.com/office/drawing/2010/main" val="0"/>
+                        </a:ext>
+                      </a:extLst>
+                    </a:blip>
+                    <a:srcRect t="38129"/>
+                    <a:stretch>
+                      <a:fillRect/>
+                    </a:stretch>
+                  </pic:blipFill>
+                  <pic:spPr bwMode="auto">
+                    <a:xfrm>
+                      <a:off x="0" y="0"/>
+                      <a:ext cx="2604255" cy="2148383"/>
+                    </a:xfrm>
+                    <a:prstGeom prst="rect">
+                      <a:avLst/>
+                    </a:prstGeom>
+                    <a:noFill/>
+                    <a:ln>
+                      <a:noFill/>
+                    </a:ln>
+                    <a:extLst>
+                      <a:ext uri="{53640926-AAD7-44D8-BBD7-CCE9431645EC}">
+                        <a14:shadowObscured xmlns:a14="http://schemas.microsoft.com/office/drawing/2010/main"/>
+                      </a:ext>
+                    </a:extLst>
+                  </pic:spPr>
+                </pic:pic>
+              </a:graphicData>
+            </a:graphic>
+          </wp:inline>
+        </w:drawing>
+      </w:r>
+      <w:r>
+        <w:rPr>
+          <w:rFonts w:ascii="標楷體" w:eastAsia="標楷體" w:hAnsi="標楷體"/>
+          <w:noProof/>
+        </w:rPr>
+        <w:drawing>
+          <wp:inline distT="0" distB="0" distL="0" distR="0" wp14:anchorId="5929CA77" wp14:editId="05E91B12">
+            <wp:extent cx="2671011" cy="2128818"/>
+            <wp:effectExtent l="0" t="0" r="0" b="5080"/>
+            <wp:docPr id="292148971" name="圖片 4"/>
+            <wp:cNvGraphicFramePr>
+              <a:graphicFrameLocks xmlns:a="http://schemas.openxmlformats.org/drawingml/2006/main" noChangeAspect="1"/>
+            </wp:cNvGraphicFramePr>
+            <a:graphic xmlns:a="http://schemas.openxmlformats.org/drawingml/2006/main">
+              <a:graphicData uri="http://schemas.openxmlformats.org/drawingml/2006/picture">
+                <pic:pic xmlns:pic="http://schemas.openxmlformats.org/drawingml/2006/picture">
+                  <pic:nvPicPr>
+                    <pic:cNvPr id="0" name="Picture 3"/>
+                    <pic:cNvPicPr>
+                      <a:picLocks noChangeAspect="1" noChangeArrowheads="1"/>
+                    </pic:cNvPicPr>
+                  </pic:nvPicPr>
+                  <pic:blipFill rotWithShape="1">
+                    <a:blip r:embed="rId27" cstate="print">
+                      <a:extLst>
+                        <a:ext uri="{28A0092B-C50C-407E-A947-70E740481C1C}">
+                          <a14:useLocalDpi xmlns:a14="http://schemas.microsoft.com/office/drawing/2010/main" val="0"/>
+                        </a:ext>
+                      </a:extLst>
+                    </a:blip>
+                    <a:srcRect t="24855" b="15368"/>
+                    <a:stretch>
+                      <a:fillRect/>
+                    </a:stretch>
+                  </pic:blipFill>
+                  <pic:spPr bwMode="auto">
+                    <a:xfrm rot="10800000" flipH="1" flipV="1">
+                      <a:off x="0" y="0"/>
+                      <a:ext cx="2689937" cy="2143902"/>
+                    </a:xfrm>
+                    <a:prstGeom prst="rect">
+                      <a:avLst/>
+                    </a:prstGeom>
+                    <a:noFill/>
+                    <a:ln>
+                      <a:noFill/>
+                    </a:ln>
+                    <a:extLst>
+                      <a:ext uri="{53640926-AAD7-44D8-BBD7-CCE9431645EC}">
+                        <a14:shadowObscured xmlns:a14="http://schemas.microsoft.com/office/drawing/2010/main"/>
+                      </a:ext>
+                    </a:extLst>
+                  </pic:spPr>
+                </pic:pic>
+              </a:graphicData>
+            </a:graphic>
+          </wp:inline>
+        </w:drawing>
+      </w:r>
+    </w:p>
+    <w:p>
+      <w:pPr>
+        <w:rPr>
+          <w:rFonts w:ascii="標楷體" w:eastAsia="標楷體" w:hAnsi="標楷體"/>
+        </w:rPr>
+      </w:pPr>
+      <w:r>
+        <w:rPr>
+          <w:rFonts w:ascii="標楷體" w:eastAsia="標楷體" w:hAnsi="標楷體" w:hint="eastAsia"/>
+        </w:rPr>
+        <w:t>二、</w:t>
+      </w:r>
+      <w:r>
+        <w:rPr>
+          <w:rFonts w:ascii="標楷體" w:eastAsia="標楷體" w:hAnsi="標楷體" w:hint="eastAsia"/>
+        </w:rPr>
+        <w:t>問題</w:t>
+      </w:r>
+    </w:p>
+    <w:p>
+      <w:pPr>
+        <w:rPr>
+          <w:rFonts w:ascii="標楷體" w:eastAsia="標楷體" w:hAnsi="標楷體"/>
+        </w:rPr>
+      </w:pPr>
+      <w:r>
+        <w:rPr>
+          <w:rFonts w:ascii="標楷體" w:eastAsia="標楷體" w:hAnsi="標楷體" w:hint="eastAsia"/>
+        </w:rPr>
+        <w:t>1. 你能夠想出方法，從LED燈亮度隨時間的變化情形估算出</w:t>
+      </w:r>
+      <w:r>
+        <w:rPr>
+          <w:rFonts w:ascii="Cambria Math" w:eastAsia="標楷體" w:hAnsi="Cambria Math" w:cs="Cambria Math"/>
+        </w:rPr>
+        <w:t>𝜏</w:t>
+      </w:r>
+      <w:r>
+        <w:rPr>
+          <w:rFonts w:ascii="標楷體" w:eastAsia="標楷體" w:hAnsi="標楷體" w:hint="eastAsia"/>
+        </w:rPr>
+        <w:t>值嗎？</w:t>
+      </w:r>
+    </w:p>
+    <w:p>
+      <w:pPr>
+        <w:rPr>
+          <w:rFonts w:ascii="標楷體" w:eastAsia="標楷體" w:hAnsi="標楷體"/>
+        </w:rPr>
+      </w:pPr>
+      <w:r>
+        <w:rPr>
+          <w:rFonts w:ascii="標楷體" w:eastAsia="標楷體" w:hAnsi="標楷體"/>
+        </w:rPr>
+        <w:t>LED 有一個固定的開啟電壓，當電容放電到低於這個電壓時，LED會突然熄滅。可以拿碼表記錄從「開始放電」到「燈光完全消失」的時間t。因為熄滅那一刻的電容電壓就等於LED的開啟電壓，我們只要知道電源電壓跟LED的開啟電壓，代入公式就可以算出</w:t>
+      </w:r>
+      <m:oMath>
+        <m:r>
+          <m:rPr>
+            <m:sty m:val="p"/>
+          </m:rPr>
+          <w:rPr>
+            <w:rFonts w:ascii="Cambria Math" w:eastAsia="標楷體" w:hAnsi="Cambria Math"/>
+          </w:rPr>
+          <m:t>τ</m:t>
+        </m:r>
+      </m:oMath>
+      <w:r>
+        <w:rPr>
+          <w:rFonts w:ascii="標楷體" w:eastAsia="標楷體" w:hAnsi="標楷體"/>
+        </w:rPr>
+        <w:t>。</w:t>
+      </w:r>
+    </w:p>
+    <w:p>
+      <w:pPr>
+        <w:rPr>
+          <w:rFonts w:ascii="標楷體" w:eastAsia="標楷體" w:hAnsi="標楷體" w:hint="eastAsia"/>
+        </w:rPr>
+      </w:pPr>
+    </w:p>
+    <w:p>
+      <w:pPr>
+        <w:rPr>
+          <w:rFonts w:ascii="標楷體" w:eastAsia="標楷體" w:hAnsi="標楷體" w:hint="eastAsia"/>
+        </w:rPr>
+      </w:pPr>
+      <w:r>
+        <w:rPr>
+          <w:rFonts w:ascii="標楷體" w:eastAsia="標楷體" w:hAnsi="標楷體" w:hint="eastAsia"/>
+        </w:rPr>
+        <w:t>2. 你能利用實驗桌上的儀器，檢驗在前面理論與方法中所說的「在低電流的情況下，LED 電阻值與會與通過它的電流成反比，也就是LED在RC電路中會產生近似的固定電壓降a」這一段敘述嗎？</w:t>
+      </w:r>
+      <w:r>
+        <w:rPr>
+          <w:rFonts w:ascii="標楷體" w:eastAsia="標楷體" w:hAnsi="標楷體" w:hint="eastAsia"/>
+        </w:rPr>
+        <w:t xml:space="preserve"> </w:t>
+      </w:r>
+    </w:p>
+    <w:p>
+      <w:pPr>
+        <w:rPr>
+          <w:rFonts w:ascii="標楷體" w:eastAsia="標楷體" w:hAnsi="標楷體" w:hint="eastAsia"/>
+        </w:rPr>
+      </w:pPr>
+      <w:r>
+        <w:rPr>
+          <w:rFonts w:ascii="標楷體" w:eastAsia="標楷體" w:hAnsi="標楷體" w:hint="eastAsia"/>
+        </w:rPr>
+        <w:t>把 LED 串聯一個電阻後接上電源，改變電源的電，這時候電路裡的電流會明顯變大。此時用電表直接測量LED兩端的電壓，如果發現不管電流怎麼變，LED 兩端的電壓都固定在 1.8V 左右，就證明了LED在導通狀態下確實具有一個近似固定的電壓降a。</w:t>
       </w:r>
     </w:p>
     <w:sectPr>
@@ -118,6 +2011,56 @@
     </w:sectPr>
   </w:body>
 </w:document>
+</file>
+
+<file path=word/endnotes.xml><?xml version="1.0" encoding="utf-8"?>
+<w:endnotes xmlns:wpc="http://schemas.microsoft.com/office/word/2010/wordprocessingCanvas" xmlns:cx="http://schemas.microsoft.com/office/drawing/2014/chartex" xmlns:cx1="http://schemas.microsoft.com/office/drawing/2015/9/8/chartex" xmlns:cx2="http://schemas.microsoft.com/office/drawing/2015/10/21/chartex" xmlns:cx3="http://schemas.microsoft.com/office/drawing/2016/5/9/chartex" xmlns:cx4="http://schemas.microsoft.com/office/drawing/2016/5/10/chartex" xmlns:cx5="http://schemas.microsoft.com/office/drawing/2016/5/11/chartex" xmlns:cx6="http://schemas.microsoft.com/office/drawing/2016/5/12/chartex" xmlns:cx7="http://schemas.microsoft.com/office/drawing/2016/5/13/chartex" xmlns:cx8="http://schemas.microsoft.com/office/drawing/2016/5/14/chartex" xmlns:mc="http://schemas.openxmlformats.org/markup-compatibility/2006" xmlns:aink="http://schemas.microsoft.com/office/drawing/2016/ink" xmlns:am3d="http://schemas.microsoft.com/office/drawing/2017/model3d" xmlns:o="urn:schemas-microsoft-com:office:office" xmlns:oel="http://schemas.microsoft.com/office/2019/extlst" xmlns:r="http://schemas.openxmlformats.org/officeDocument/2006/relationships" xmlns:m="http://schemas.openxmlformats.org/officeDocument/2006/math" xmlns:v="urn:schemas-microsoft-com:vml" xmlns:wp14="http://schemas.microsoft.com/office/word/2010/wordprocessingDrawing" xmlns:wp="http://schemas.openxmlformats.org/drawingml/2006/wordprocessingDrawing" xmlns:w10="urn:schemas-microsoft-com:office:word" xmlns:w="http://schemas.openxmlformats.org/wordprocessingml/2006/main" xmlns:w14="http://schemas.microsoft.com/office/word/2010/wordml" xmlns:w15="http://schemas.microsoft.com/office/word/2012/wordml" xmlns:w16cex="http://schemas.microsoft.com/office/word/2018/wordml/cex" xmlns:w16cid="http://schemas.microsoft.com/office/word/2016/wordml/cid" xmlns:w16="http://schemas.microsoft.com/office/word/2018/wordml" xmlns:w16du="http://schemas.microsoft.com/office/word/2023/wordml/word16du" xmlns:w16sdtdh="http://schemas.microsoft.com/office/word/2020/wordml/sdtdatahash" xmlns:w16sdtfl="http://schemas.microsoft.com/office/word/2024/wordml/sdtformatlock" xmlns:w16se="http://schemas.microsoft.com/office/word/2015/wordml/symex" xmlns:wpg="http://schemas.microsoft.com/office/word/2010/wordprocessingGroup" xmlns:wpi="http://schemas.microsoft.com/office/word/2010/wordprocessingInk" xmlns:wne="http://schemas.microsoft.com/office/word/2006/wordml" xmlns:wps="http://schemas.microsoft.com/office/word/2010/wordprocessingShape" mc:Ignorable="w14 w15 w16se w16cid w16 w16cex w16sdtdh w16sdtfl w16du wp14">
+  <w:endnote w:type="separator" w:id="-1">
+    <w:p>
+      <w:pPr>
+        <w:spacing w:after="0" w:line="240" w:lineRule="auto"/>
+      </w:pPr>
+      <w:r>
+        <w:separator/>
+      </w:r>
+    </w:p>
+  </w:endnote>
+  <w:endnote w:type="continuationSeparator" w:id="0">
+    <w:p>
+      <w:pPr>
+        <w:spacing w:after="0" w:line="240" w:lineRule="auto"/>
+      </w:pPr>
+      <w:r>
+        <w:continuationSeparator/>
+      </w:r>
+    </w:p>
+  </w:endnote>
+</w:endnotes>
+</file>
+
+<file path=word/footnotes.xml><?xml version="1.0" encoding="utf-8"?>
+<w:footnotes xmlns:wpc="http://schemas.microsoft.com/office/word/2010/wordprocessingCanvas" xmlns:cx="http://schemas.microsoft.com/office/drawing/2014/chartex" xmlns:cx1="http://schemas.microsoft.com/office/drawing/2015/9/8/chartex" xmlns:cx2="http://schemas.microsoft.com/office/drawing/2015/10/21/chartex" xmlns:cx3="http://schemas.microsoft.com/office/drawing/2016/5/9/chartex" xmlns:cx4="http://schemas.microsoft.com/office/drawing/2016/5/10/chartex" xmlns:cx5="http://schemas.microsoft.com/office/drawing/2016/5/11/chartex" xmlns:cx6="http://schemas.microsoft.com/office/drawing/2016/5/12/chartex" xmlns:cx7="http://schemas.microsoft.com/office/drawing/2016/5/13/chartex" xmlns:cx8="http://schemas.microsoft.com/office/drawing/2016/5/14/chartex" xmlns:mc="http://schemas.openxmlformats.org/markup-compatibility/2006" xmlns:aink="http://schemas.microsoft.com/office/drawing/2016/ink" xmlns:am3d="http://schemas.microsoft.com/office/drawing/2017/model3d" xmlns:o="urn:schemas-microsoft-com:office:office" xmlns:oel="http://schemas.microsoft.com/office/2019/extlst" xmlns:r="http://schemas.openxmlformats.org/officeDocument/2006/relationships" xmlns:m="http://schemas.openxmlformats.org/officeDocument/2006/math" xmlns:v="urn:schemas-microsoft-com:vml" xmlns:wp14="http://schemas.microsoft.com/office/word/2010/wordprocessingDrawing" xmlns:wp="http://schemas.openxmlformats.org/drawingml/2006/wordprocessingDrawing" xmlns:w10="urn:schemas-microsoft-com:office:word" xmlns:w="http://schemas.openxmlformats.org/wordprocessingml/2006/main" xmlns:w14="http://schemas.microsoft.com/office/word/2010/wordml" xmlns:w15="http://schemas.microsoft.com/office/word/2012/wordml" xmlns:w16cex="http://schemas.microsoft.com/office/word/2018/wordml/cex" xmlns:w16cid="http://schemas.microsoft.com/office/word/2016/wordml/cid" xmlns:w16="http://schemas.microsoft.com/office/word/2018/wordml" xmlns:w16du="http://schemas.microsoft.com/office/word/2023/wordml/word16du" xmlns:w16sdtdh="http://schemas.microsoft.com/office/word/2020/wordml/sdtdatahash" xmlns:w16sdtfl="http://schemas.microsoft.com/office/word/2024/wordml/sdtformatlock" xmlns:w16se="http://schemas.microsoft.com/office/word/2015/wordml/symex" xmlns:wpg="http://schemas.microsoft.com/office/word/2010/wordprocessingGroup" xmlns:wpi="http://schemas.microsoft.com/office/word/2010/wordprocessingInk" xmlns:wne="http://schemas.microsoft.com/office/word/2006/wordml" xmlns:wps="http://schemas.microsoft.com/office/word/2010/wordprocessingShape" mc:Ignorable="w14 w15 w16se w16cid w16 w16cex w16sdtdh w16sdtfl w16du wp14">
+  <w:footnote w:type="separator" w:id="-1">
+    <w:p>
+      <w:pPr>
+        <w:spacing w:after="0" w:line="240" w:lineRule="auto"/>
+      </w:pPr>
+      <w:r>
+        <w:separator/>
+      </w:r>
+    </w:p>
+  </w:footnote>
+  <w:footnote w:type="continuationSeparator" w:id="0">
+    <w:p>
+      <w:pPr>
+        <w:spacing w:after="0" w:line="240" w:lineRule="auto"/>
+      </w:pPr>
+      <w:r>
+        <w:continuationSeparator/>
+      </w:r>
+    </w:p>
+  </w:footnote>
+</w:footnotes>
 </file>
 
 <file path=word/styles.xml><?xml version="1.0" encoding="utf-8"?>
@@ -206,7 +2149,7 @@
     <w:lsdException w:name="Closing" w:semiHidden="1" w:unhideWhenUsed="1"/>
     <w:lsdException w:name="Signature" w:semiHidden="1" w:unhideWhenUsed="1"/>
     <w:lsdException w:name="Default Paragraph Font" w:semiHidden="1" w:uiPriority="1" w:unhideWhenUsed="1"/>
-    <w:lsdException w:name="Body Text" w:semiHidden="1" w:unhideWhenUsed="1"/>
+    <w:lsdException w:name="Body Text" w:semiHidden="1" w:uiPriority="1" w:unhideWhenUsed="1" w:qFormat="1"/>
     <w:lsdException w:name="Body Text Indent" w:semiHidden="1" w:unhideWhenUsed="1"/>
     <w:lsdException w:name="List Continue" w:semiHidden="1" w:unhideWhenUsed="1"/>
     <w:lsdException w:name="List Continue 2" w:semiHidden="1" w:unhideWhenUsed="1"/>
@@ -551,7 +2494,6 @@
     <w:next w:val="a"/>
     <w:link w:val="20"/>
     <w:uiPriority w:val="9"/>
-    <w:semiHidden/>
     <w:unhideWhenUsed/>
     <w:qFormat/>
     <w:rsid w:val="004620DD"/>
@@ -725,7 +2667,6 @@
   <w:style w:type="character" w:default="1" w:styleId="a0">
     <w:name w:val="Default Paragraph Font"/>
     <w:uiPriority w:val="1"/>
-    <w:semiHidden/>
     <w:unhideWhenUsed/>
   </w:style>
   <w:style w:type="table" w:default="1" w:styleId="a1">
@@ -767,7 +2708,6 @@
     <w:basedOn w:val="a0"/>
     <w:link w:val="2"/>
     <w:uiPriority w:val="9"/>
-    <w:semiHidden/>
     <w:rsid w:val="004620DD"/>
     <w:rPr>
       <w:rFonts w:asciiTheme="majorHAnsi" w:eastAsiaTheme="majorEastAsia" w:hAnsiTheme="majorHAnsi" w:cstheme="majorBidi"/>
@@ -1035,6 +2975,119 @@
       <w:smallCaps/>
       <w:color w:val="0F4761" w:themeColor="accent1" w:themeShade="BF"/>
       <w:spacing w:val="5"/>
+    </w:rPr>
+  </w:style>
+  <w:style w:type="paragraph" w:styleId="ae">
+    <w:name w:val="header"/>
+    <w:basedOn w:val="a"/>
+    <w:link w:val="af"/>
+    <w:uiPriority w:val="99"/>
+    <w:unhideWhenUsed/>
+    <w:rsid w:val="006E0DB8"/>
+    <w:pPr>
+      <w:tabs>
+        <w:tab w:val="center" w:pos="4153"/>
+        <w:tab w:val="right" w:pos="8306"/>
+      </w:tabs>
+      <w:snapToGrid w:val="0"/>
+    </w:pPr>
+    <w:rPr>
+      <w:sz w:val="20"/>
+      <w:szCs w:val="20"/>
+    </w:rPr>
+  </w:style>
+  <w:style w:type="character" w:customStyle="1" w:styleId="af">
+    <w:name w:val="頁首 字元"/>
+    <w:basedOn w:val="a0"/>
+    <w:link w:val="ae"/>
+    <w:uiPriority w:val="99"/>
+    <w:rsid w:val="006E0DB8"/>
+    <w:rPr>
+      <w:sz w:val="20"/>
+      <w:szCs w:val="20"/>
+    </w:rPr>
+  </w:style>
+  <w:style w:type="paragraph" w:styleId="af0">
+    <w:name w:val="footer"/>
+    <w:basedOn w:val="a"/>
+    <w:link w:val="af1"/>
+    <w:uiPriority w:val="99"/>
+    <w:unhideWhenUsed/>
+    <w:rsid w:val="006E0DB8"/>
+    <w:pPr>
+      <w:tabs>
+        <w:tab w:val="center" w:pos="4153"/>
+        <w:tab w:val="right" w:pos="8306"/>
+      </w:tabs>
+      <w:snapToGrid w:val="0"/>
+    </w:pPr>
+    <w:rPr>
+      <w:sz w:val="20"/>
+      <w:szCs w:val="20"/>
+    </w:rPr>
+  </w:style>
+  <w:style w:type="character" w:customStyle="1" w:styleId="af1">
+    <w:name w:val="頁尾 字元"/>
+    <w:basedOn w:val="a0"/>
+    <w:link w:val="af0"/>
+    <w:uiPriority w:val="99"/>
+    <w:rsid w:val="006E0DB8"/>
+    <w:rPr>
+      <w:sz w:val="20"/>
+      <w:szCs w:val="20"/>
+    </w:rPr>
+  </w:style>
+  <w:style w:type="character" w:styleId="af2">
+    <w:name w:val="Hyperlink"/>
+    <w:basedOn w:val="a0"/>
+    <w:uiPriority w:val="99"/>
+    <w:unhideWhenUsed/>
+    <w:rsid w:val="006E0DB8"/>
+    <w:rPr>
+      <w:color w:val="467886" w:themeColor="hyperlink"/>
+      <w:u w:val="single"/>
+    </w:rPr>
+  </w:style>
+  <w:style w:type="character" w:styleId="af3">
+    <w:name w:val="Unresolved Mention"/>
+    <w:basedOn w:val="a0"/>
+    <w:uiPriority w:val="99"/>
+    <w:semiHidden/>
+    <w:unhideWhenUsed/>
+    <w:rsid w:val="006E0DB8"/>
+    <w:rPr>
+      <w:color w:val="605E5C"/>
+      <w:shd w:val="clear" w:color="auto" w:fill="E1DFDD"/>
+    </w:rPr>
+  </w:style>
+  <w:style w:type="paragraph" w:styleId="af4">
+    <w:name w:val="Body Text"/>
+    <w:basedOn w:val="a"/>
+    <w:link w:val="af5"/>
+    <w:uiPriority w:val="1"/>
+    <w:qFormat/>
+    <w:rsid w:val="006E0DB8"/>
+    <w:pPr>
+      <w:autoSpaceDE w:val="0"/>
+      <w:autoSpaceDN w:val="0"/>
+      <w:spacing w:after="0" w:line="240" w:lineRule="auto"/>
+    </w:pPr>
+    <w:rPr>
+      <w:rFonts w:ascii="細明體_HKSCS" w:eastAsia="細明體_HKSCS" w:hAnsi="細明體_HKSCS" w:cs="細明體_HKSCS"/>
+      <w:kern w:val="0"/>
+      <w14:ligatures w14:val="none"/>
+    </w:rPr>
+  </w:style>
+  <w:style w:type="character" w:customStyle="1" w:styleId="af5">
+    <w:name w:val="本文 字元"/>
+    <w:basedOn w:val="a0"/>
+    <w:link w:val="af4"/>
+    <w:uiPriority w:val="1"/>
+    <w:rsid w:val="006E0DB8"/>
+    <w:rPr>
+      <w:rFonts w:ascii="細明體_HKSCS" w:eastAsia="細明體_HKSCS" w:hAnsi="細明體_HKSCS" w:cs="細明體_HKSCS"/>
+      <w:kern w:val="0"/>
+      <w14:ligatures w14:val="none"/>
     </w:rPr>
   </w:style>
 </w:styles>
